--- a/Proyecto 3/ET_Proyecto_3_EnergiTech_v1.0.docx
+++ b/Proyecto 3/ET_Proyecto_3_EnergiTech_v1.0.docx
@@ -10,7 +10,8 @@
         <w:rPr>
           <w:b/>
           <w:bCs/>
-          <w:sz w:val="36"/>
+          <w:color w:val="1F4E79" w:themeColor="accent5" w:themeShade="80"/>
+          <w:sz w:val="44"/>
           <w:szCs w:val="36"/>
         </w:rPr>
       </w:pPr>
@@ -18,7 +19,8 @@
         <w:rPr>
           <w:b/>
           <w:bCs/>
-          <w:sz w:val="36"/>
+          <w:color w:val="1F4E79" w:themeColor="accent5" w:themeShade="80"/>
+          <w:sz w:val="44"/>
           <w:szCs w:val="36"/>
         </w:rPr>
         <w:t xml:space="preserve">Proyecto </w:t>
@@ -27,7 +29,8 @@
         <w:rPr>
           <w:b/>
           <w:bCs/>
-          <w:sz w:val="36"/>
+          <w:color w:val="1F4E79" w:themeColor="accent5" w:themeShade="80"/>
+          <w:sz w:val="44"/>
           <w:szCs w:val="36"/>
         </w:rPr>
         <w:t>3</w:t>
@@ -36,106 +39,174 @@
         <w:rPr>
           <w:b/>
           <w:bCs/>
-          <w:sz w:val="36"/>
+          <w:color w:val="1F4E79" w:themeColor="accent5" w:themeShade="80"/>
+          <w:sz w:val="44"/>
           <w:szCs w:val="36"/>
         </w:rPr>
-        <w:t xml:space="preserve">: </w:t>
-      </w:r>
-      <w:r>
-        <w:rPr>
-          <w:b/>
-          <w:bCs/>
-          <w:sz w:val="36"/>
-          <w:szCs w:val="36"/>
-        </w:rPr>
-        <w:t xml:space="preserve">Gestión de </w:t>
-      </w:r>
-      <w:r>
-        <w:rPr>
-          <w:b/>
-          <w:bCs/>
-          <w:sz w:val="36"/>
-          <w:szCs w:val="36"/>
-        </w:rPr>
-        <w:t xml:space="preserve">Datos Maestros y </w:t>
-      </w:r>
-      <w:r>
-        <w:rPr>
-          <w:b/>
-          <w:bCs/>
-          <w:sz w:val="36"/>
-          <w:szCs w:val="36"/>
-        </w:rPr>
-        <w:br/>
-      </w:r>
-      <w:r>
-        <w:rPr>
-          <w:b/>
-          <w:bCs/>
-          <w:sz w:val="36"/>
-          <w:szCs w:val="36"/>
-        </w:rPr>
-        <w:t xml:space="preserve">Arquitectura </w:t>
-      </w:r>
-      <w:r>
-        <w:rPr>
-          <w:b/>
-          <w:bCs/>
-          <w:sz w:val="36"/>
-          <w:szCs w:val="36"/>
-        </w:rPr>
-        <w:t xml:space="preserve">y Diseño </w:t>
-      </w:r>
-      <w:r>
-        <w:rPr>
-          <w:b/>
-          <w:bCs/>
-          <w:sz w:val="36"/>
-          <w:szCs w:val="36"/>
-        </w:rPr>
-        <w:t>de Datos</w:t>
+        <w:t>:</w:t>
       </w:r>
     </w:p>
     <w:p>
       <w:pPr>
-        <w:pStyle w:val="Titulo1"/>
-      </w:pPr>
-      <w:r>
-        <w:t xml:space="preserve">1. </w:t>
-      </w:r>
-      <w:r>
-        <w:t>Creación de Datos Maestros</w:t>
+        <w:spacing w:before="100" w:beforeAutospacing="1" w:after="100" w:afterAutospacing="1" w:line="276" w:lineRule="auto"/>
+        <w:jc w:val="center"/>
+        <w:outlineLvl w:val="1"/>
+        <w:rPr>
+          <w:b/>
+          <w:bCs/>
+          <w:color w:val="1F4E79" w:themeColor="accent5" w:themeShade="80"/>
+          <w:sz w:val="44"/>
+          <w:szCs w:val="36"/>
+        </w:rPr>
+      </w:pPr>
+      <w:r>
+        <w:rPr>
+          <w:b/>
+          <w:bCs/>
+          <w:color w:val="1F4E79" w:themeColor="accent5" w:themeShade="80"/>
+          <w:sz w:val="44"/>
+          <w:szCs w:val="36"/>
+        </w:rPr>
+        <w:t xml:space="preserve">Gestión de </w:t>
+      </w:r>
+      <w:r>
+        <w:rPr>
+          <w:b/>
+          <w:bCs/>
+          <w:color w:val="1F4E79" w:themeColor="accent5" w:themeShade="80"/>
+          <w:sz w:val="44"/>
+          <w:szCs w:val="36"/>
+        </w:rPr>
+        <w:t xml:space="preserve">Datos Maestros y </w:t>
+      </w:r>
+      <w:r>
+        <w:rPr>
+          <w:b/>
+          <w:bCs/>
+          <w:color w:val="1F4E79" w:themeColor="accent5" w:themeShade="80"/>
+          <w:sz w:val="44"/>
+          <w:szCs w:val="36"/>
+        </w:rPr>
+        <w:br/>
+      </w:r>
+      <w:r>
+        <w:rPr>
+          <w:b/>
+          <w:bCs/>
+          <w:color w:val="1F4E79" w:themeColor="accent5" w:themeShade="80"/>
+          <w:sz w:val="44"/>
+          <w:szCs w:val="36"/>
+        </w:rPr>
+        <w:t xml:space="preserve">Arquitectura </w:t>
+      </w:r>
+      <w:r>
+        <w:rPr>
+          <w:b/>
+          <w:bCs/>
+          <w:color w:val="1F4E79" w:themeColor="accent5" w:themeShade="80"/>
+          <w:sz w:val="44"/>
+          <w:szCs w:val="36"/>
+        </w:rPr>
+        <w:t xml:space="preserve">y Diseño </w:t>
+      </w:r>
+      <w:r>
+        <w:rPr>
+          <w:b/>
+          <w:bCs/>
+          <w:color w:val="1F4E79" w:themeColor="accent5" w:themeShade="80"/>
+          <w:sz w:val="44"/>
+          <w:szCs w:val="36"/>
+        </w:rPr>
+        <w:t>de Datos</w:t>
       </w:r>
     </w:p>
     <w:p>
       <w:pPr>
+        <w:pStyle w:val="Titulo1"/>
+      </w:pPr>
+      <w:r>
+        <w:t xml:space="preserve">1. </w:t>
+      </w:r>
+      <w:r>
+        <w:t>Creación de Datos Maestros</w:t>
+      </w:r>
+    </w:p>
+    <w:p>
+      <w:pPr>
         <w:pStyle w:val="Ttulo2"/>
         <w:rPr>
+          <w:color w:val="2E74B5" w:themeColor="accent5" w:themeShade="BF"/>
           <w:sz w:val="32"/>
         </w:rPr>
       </w:pPr>
       <w:r>
         <w:rPr>
+          <w:color w:val="2E74B5" w:themeColor="accent5" w:themeShade="BF"/>
           <w:sz w:val="28"/>
         </w:rPr>
-        <w:t>1.</w:t>
-      </w:r>
-      <w:r>
-        <w:rPr>
+        <w:t xml:space="preserve">1.1. Modelo de </w:t>
+      </w:r>
+      <w:r>
+        <w:rPr>
+          <w:color w:val="2E74B5" w:themeColor="accent5" w:themeShade="BF"/>
           <w:sz w:val="28"/>
         </w:rPr>
-        <w:t>1.</w:t>
-      </w:r>
-      <w:r>
-        <w:rPr>
+        <w:t>r</w:t>
+      </w:r>
+      <w:r>
+        <w:rPr>
+          <w:color w:val="2E74B5" w:themeColor="accent5" w:themeShade="BF"/>
           <w:sz w:val="28"/>
         </w:rPr>
-        <w:t xml:space="preserve"> Modelo de Registro de Datos Maestros: Entidad </w:t>
+        <w:t xml:space="preserve">egistro de </w:t>
+      </w:r>
+      <w:r>
+        <w:rPr>
+          <w:color w:val="2E74B5" w:themeColor="accent5" w:themeShade="BF"/>
+          <w:sz w:val="28"/>
+        </w:rPr>
+        <w:t>d</w:t>
+      </w:r>
+      <w:r>
+        <w:rPr>
+          <w:color w:val="2E74B5" w:themeColor="accent5" w:themeShade="BF"/>
+          <w:sz w:val="28"/>
+        </w:rPr>
+        <w:t xml:space="preserve">atos </w:t>
+      </w:r>
+      <w:r>
+        <w:rPr>
+          <w:color w:val="2E74B5" w:themeColor="accent5" w:themeShade="BF"/>
+          <w:sz w:val="28"/>
+        </w:rPr>
+        <w:t>m</w:t>
+      </w:r>
+      <w:r>
+        <w:rPr>
+          <w:color w:val="2E74B5" w:themeColor="accent5" w:themeShade="BF"/>
+          <w:sz w:val="28"/>
+        </w:rPr>
+        <w:t xml:space="preserve">aestros: </w:t>
+      </w:r>
+      <w:r>
+        <w:rPr>
+          <w:color w:val="2E74B5" w:themeColor="accent5" w:themeShade="BF"/>
+          <w:sz w:val="28"/>
+        </w:rPr>
+        <w:t>e</w:t>
+      </w:r>
+      <w:r>
+        <w:rPr>
+          <w:color w:val="2E74B5" w:themeColor="accent5" w:themeShade="BF"/>
+          <w:sz w:val="28"/>
+        </w:rPr>
+        <w:t xml:space="preserve">ntidad </w:t>
       </w:r>
       <w:r>
         <w:rPr>
           <w:rStyle w:val="CdigoHTML"/>
           <w:b w:val="0"/>
+          <w:color w:val="2E74B5" w:themeColor="accent5" w:themeShade="BF"/>
           <w:sz w:val="24"/>
         </w:rPr>
         <w:t>MAESTRO_CLIENTE</w:t>
@@ -244,13 +315,13 @@
     </w:p>
     <w:tbl>
       <w:tblPr>
-        <w:tblStyle w:val="Tablanormal1"/>
+        <w:tblStyle w:val="Tablaconcuadrcula2-nfasis5"/>
         <w:tblW w:w="0" w:type="auto"/>
         <w:tblLook w:val="04A0" w:firstRow="1" w:lastRow="0" w:firstColumn="1" w:lastColumn="0" w:noHBand="0" w:noVBand="1"/>
       </w:tblPr>
       <w:tblGrid>
         <w:gridCol w:w="2497"/>
-        <w:gridCol w:w="5371"/>
+        <w:gridCol w:w="5381"/>
         <w:gridCol w:w="1760"/>
       </w:tblGrid>
       <w:tr>
@@ -274,7 +345,7 @@
                 <w:color w:val="1F1F1F"/>
                 <w:bdr w:val="none" w:sz="0" w:space="0" w:color="auto" w:frame="1"/>
               </w:rPr>
-              <w:t>Atributo Maestro</w:t>
+              <w:t xml:space="preserve">Atributo </w:t>
             </w:r>
           </w:p>
         </w:tc>
@@ -295,7 +366,7 @@
                 <w:color w:val="1F1F1F"/>
                 <w:bdr w:val="none" w:sz="0" w:space="0" w:color="auto" w:frame="1"/>
               </w:rPr>
-              <w:t>Descripción Operativa</w:t>
+              <w:t xml:space="preserve">Descripción </w:t>
             </w:r>
           </w:p>
         </w:tc>
@@ -1041,39 +1112,76 @@
       <w:pPr>
         <w:pStyle w:val="Ttulo3"/>
         <w:rPr>
+          <w:color w:val="2E74B5" w:themeColor="accent5" w:themeShade="BF"/>
           <w:sz w:val="28"/>
           <w:szCs w:val="36"/>
         </w:rPr>
       </w:pPr>
       <w:r>
         <w:rPr>
+          <w:color w:val="2E74B5" w:themeColor="accent5" w:themeShade="BF"/>
           <w:sz w:val="28"/>
           <w:szCs w:val="36"/>
         </w:rPr>
-        <w:t>1.</w:t>
-      </w:r>
-      <w:r>
-        <w:rPr>
+        <w:t xml:space="preserve">1.2. Atributos de </w:t>
+      </w:r>
+      <w:proofErr w:type="spellStart"/>
+      <w:r>
+        <w:rPr>
+          <w:color w:val="2E74B5" w:themeColor="accent5" w:themeShade="BF"/>
           <w:sz w:val="28"/>
           <w:szCs w:val="36"/>
         </w:rPr>
-        <w:t xml:space="preserve">2. Atributos de </w:t>
-      </w:r>
-      <w:proofErr w:type="spellStart"/>
-      <w:r>
-        <w:rPr>
+        <w:t>m</w:t>
+      </w:r>
+      <w:r>
+        <w:rPr>
+          <w:color w:val="2E74B5" w:themeColor="accent5" w:themeShade="BF"/>
           <w:sz w:val="28"/>
           <w:szCs w:val="36"/>
         </w:rPr>
-        <w:t>Matching</w:t>
+        <w:t>atching</w:t>
       </w:r>
       <w:proofErr w:type="spellEnd"/>
       <w:r>
         <w:rPr>
+          <w:color w:val="2E74B5" w:themeColor="accent5" w:themeShade="BF"/>
           <w:sz w:val="28"/>
           <w:szCs w:val="36"/>
         </w:rPr>
-        <w:t xml:space="preserve"> (Identificación y Unificación)</w:t>
+        <w:t xml:space="preserve"> (</w:t>
+      </w:r>
+      <w:r>
+        <w:rPr>
+          <w:color w:val="2E74B5" w:themeColor="accent5" w:themeShade="BF"/>
+          <w:sz w:val="28"/>
+          <w:szCs w:val="36"/>
+        </w:rPr>
+        <w:t>i</w:t>
+      </w:r>
+      <w:r>
+        <w:rPr>
+          <w:color w:val="2E74B5" w:themeColor="accent5" w:themeShade="BF"/>
+          <w:sz w:val="28"/>
+          <w:szCs w:val="36"/>
+        </w:rPr>
+        <w:t xml:space="preserve">dentificación y </w:t>
+      </w:r>
+      <w:r>
+        <w:rPr>
+          <w:color w:val="2E74B5" w:themeColor="accent5" w:themeShade="BF"/>
+          <w:sz w:val="28"/>
+          <w:szCs w:val="36"/>
+        </w:rPr>
+        <w:t>u</w:t>
+      </w:r>
+      <w:r>
+        <w:rPr>
+          <w:color w:val="2E74B5" w:themeColor="accent5" w:themeShade="BF"/>
+          <w:sz w:val="28"/>
+          <w:szCs w:val="36"/>
+        </w:rPr>
+        <w:t>nificación)</w:t>
       </w:r>
     </w:p>
     <w:p>
@@ -1103,13 +1211,7 @@
       </w:r>
       <w:proofErr w:type="spellEnd"/>
       <w:r>
-        <w:t xml:space="preserve"> pertenecen a la misma persona física</w:t>
-      </w:r>
-      <w:r>
-        <w:t xml:space="preserve">, </w:t>
-      </w:r>
-      <w:r>
-        <w:t>se propone una lógica de dos niveles:</w:t>
+        <w:t xml:space="preserve"> pertenecen a la misma persona física, se propone una lógica de dos niveles:</w:t>
       </w:r>
     </w:p>
     <w:p>
@@ -1253,7 +1355,21 @@
           <w:b/>
           <w:bCs/>
         </w:rPr>
-        <w:t>Nombre y Apellidos:</w:t>
+        <w:t xml:space="preserve">Nombre y </w:t>
+      </w:r>
+      <w:r>
+        <w:rPr>
+          <w:b/>
+          <w:bCs/>
+        </w:rPr>
+        <w:t>a</w:t>
+      </w:r>
+      <w:r>
+        <w:rPr>
+          <w:b/>
+          <w:bCs/>
+        </w:rPr>
+        <w:t>pellidos:</w:t>
       </w:r>
       <w:r>
         <w:t xml:space="preserve"> Aplicando reglas de limpieza para ignorar tildes o variaciones de escritura.</w:t>
@@ -1274,7 +1390,21 @@
           <w:b/>
           <w:bCs/>
         </w:rPr>
-        <w:t>Dirección de Suministro:</w:t>
+        <w:t xml:space="preserve">Dirección de </w:t>
+      </w:r>
+      <w:r>
+        <w:rPr>
+          <w:b/>
+          <w:bCs/>
+        </w:rPr>
+        <w:t>s</w:t>
+      </w:r>
+      <w:r>
+        <w:rPr>
+          <w:b/>
+          <w:bCs/>
+        </w:rPr>
+        <w:t>uministro:</w:t>
       </w:r>
       <w:r>
         <w:t xml:space="preserve"> Si el nombre coincide y la dirección es idéntica, la probabilidad de ser el mismo cliente es alta.</w:t>
@@ -1295,14 +1425,73 @@
           <w:b/>
           <w:bCs/>
         </w:rPr>
-        <w:t>Fecha de Nacimiento</w:t>
-      </w:r>
-      <w:r>
-        <w:rPr>
-          <w:b/>
-          <w:bCs/>
-        </w:rPr>
-        <w:t>, Teléfono e Email</w:t>
+        <w:lastRenderedPageBreak/>
+        <w:t xml:space="preserve">Fecha de </w:t>
+      </w:r>
+      <w:r>
+        <w:rPr>
+          <w:b/>
+          <w:bCs/>
+        </w:rPr>
+        <w:t>n</w:t>
+      </w:r>
+      <w:r>
+        <w:rPr>
+          <w:b/>
+          <w:bCs/>
+        </w:rPr>
+        <w:t>acimiento</w:t>
+      </w:r>
+      <w:r>
+        <w:rPr>
+          <w:b/>
+          <w:bCs/>
+        </w:rPr>
+        <w:t xml:space="preserve">, </w:t>
+      </w:r>
+      <w:r>
+        <w:rPr>
+          <w:b/>
+          <w:bCs/>
+        </w:rPr>
+        <w:t>t</w:t>
+      </w:r>
+      <w:r>
+        <w:rPr>
+          <w:b/>
+          <w:bCs/>
+        </w:rPr>
+        <w:t xml:space="preserve">eléfono </w:t>
+      </w:r>
+      <w:proofErr w:type="gramStart"/>
+      <w:r>
+        <w:rPr>
+          <w:b/>
+          <w:bCs/>
+        </w:rPr>
+        <w:t>e</w:t>
+      </w:r>
+      <w:proofErr w:type="gramEnd"/>
+      <w:r>
+        <w:rPr>
+          <w:b/>
+          <w:bCs/>
+        </w:rPr>
+        <w:t xml:space="preserve"> </w:t>
+      </w:r>
+      <w:r>
+        <w:rPr>
+          <w:b/>
+          <w:bCs/>
+        </w:rPr>
+        <w:t>e</w:t>
+      </w:r>
+      <w:r>
+        <w:rPr>
+          <w:b/>
+          <w:bCs/>
+        </w:rPr>
+        <w:t>mail</w:t>
       </w:r>
       <w:r>
         <w:rPr>
@@ -1321,47 +1510,35 @@
         <w:spacing w:line="276" w:lineRule="auto"/>
         <w:jc w:val="both"/>
         <w:rPr>
+          <w:color w:val="2E74B5" w:themeColor="accent5" w:themeShade="BF"/>
           <w:sz w:val="28"/>
           <w:szCs w:val="36"/>
-          <w:lang w:val="en-US"/>
-        </w:rPr>
-      </w:pPr>
-      <w:r>
-        <w:rPr>
+        </w:rPr>
+      </w:pPr>
+      <w:r>
+        <w:rPr>
+          <w:color w:val="2E74B5" w:themeColor="accent5" w:themeShade="BF"/>
           <w:sz w:val="28"/>
           <w:szCs w:val="36"/>
-          <w:lang w:val="en-US"/>
-        </w:rPr>
-        <w:t>1.</w:t>
-      </w:r>
-      <w:r>
-        <w:rPr>
+        </w:rPr>
+        <w:t xml:space="preserve">1.3. Fuente de </w:t>
+      </w:r>
+      <w:r>
+        <w:rPr>
+          <w:color w:val="2E74B5" w:themeColor="accent5" w:themeShade="BF"/>
           <w:sz w:val="28"/>
           <w:szCs w:val="36"/>
-          <w:lang w:val="en-US"/>
-        </w:rPr>
-        <w:t xml:space="preserve">3. Fuente </w:t>
-      </w:r>
-      <w:bookmarkStart w:id="0" w:name="_GoBack"/>
-      <w:bookmarkEnd w:id="0"/>
-      <w:r>
-        <w:rPr>
+        </w:rPr>
+        <w:t>v</w:t>
+      </w:r>
+      <w:r>
+        <w:rPr>
+          <w:color w:val="2E74B5" w:themeColor="accent5" w:themeShade="BF"/>
           <w:sz w:val="28"/>
           <w:szCs w:val="36"/>
-          <w:lang w:val="en-US"/>
-        </w:rPr>
-        <w:t xml:space="preserve">de </w:t>
-      </w:r>
-      <w:proofErr w:type="spellStart"/>
-      <w:r>
-        <w:rPr>
-          <w:sz w:val="28"/>
-          <w:szCs w:val="36"/>
-          <w:lang w:val="en-US"/>
-        </w:rPr>
-        <w:t>Verdad</w:t>
-      </w:r>
-      <w:proofErr w:type="spellEnd"/>
+        </w:rPr>
+        <w:t>erdad</w:t>
+      </w:r>
     </w:p>
     <w:p>
       <w:pPr>
@@ -1373,7 +1550,6 @@
         <w:rPr>
           <w:rStyle w:val="citation-440"/>
         </w:rPr>
-        <w:lastRenderedPageBreak/>
         <w:t xml:space="preserve">Se establece que el </w:t>
       </w:r>
       <w:r>
@@ -1447,23 +1623,34 @@
         <w:spacing w:line="276" w:lineRule="auto"/>
         <w:jc w:val="both"/>
         <w:rPr>
+          <w:color w:val="2E74B5" w:themeColor="accent5" w:themeShade="BF"/>
           <w:sz w:val="28"/>
           <w:szCs w:val="36"/>
         </w:rPr>
       </w:pPr>
       <w:r>
         <w:rPr>
+          <w:color w:val="2E74B5" w:themeColor="accent5" w:themeShade="BF"/>
           <w:sz w:val="28"/>
           <w:szCs w:val="36"/>
         </w:rPr>
-        <w:t>1.</w:t>
-      </w:r>
-      <w:r>
-        <w:rPr>
+        <w:t xml:space="preserve">1.4. Datos de </w:t>
+      </w:r>
+      <w:r>
+        <w:rPr>
+          <w:color w:val="2E74B5" w:themeColor="accent5" w:themeShade="BF"/>
           <w:sz w:val="28"/>
           <w:szCs w:val="36"/>
         </w:rPr>
-        <w:t>4. Datos de Referencia</w:t>
+        <w:t>r</w:t>
+      </w:r>
+      <w:r>
+        <w:rPr>
+          <w:color w:val="2E74B5" w:themeColor="accent5" w:themeShade="BF"/>
+          <w:sz w:val="28"/>
+          <w:szCs w:val="36"/>
+        </w:rPr>
+        <w:t>eferencia</w:t>
       </w:r>
     </w:p>
     <w:p>
@@ -1477,10 +1664,27 @@
       </w:r>
       <w:r>
         <w:rPr>
-          <w:b/>
-          <w:bCs/>
-        </w:rPr>
-        <w:t>Datos de Referencia</w:t>
+          <w:bCs/>
+        </w:rPr>
+        <w:t>d</w:t>
+      </w:r>
+      <w:r>
+        <w:rPr>
+          <w:bCs/>
+        </w:rPr>
+        <w:t xml:space="preserve">atos de </w:t>
+      </w:r>
+      <w:r>
+        <w:rPr>
+          <w:bCs/>
+        </w:rPr>
+        <w:t>r</w:t>
+      </w:r>
+      <w:r>
+        <w:rPr>
+          <w:bCs/>
+        </w:rPr>
+        <w:t>eferencia</w:t>
       </w:r>
       <w:r>
         <w:t>:</w:t>
@@ -1502,7 +1706,23 @@
           <w:b/>
           <w:bCs/>
         </w:rPr>
-        <w:t>Tipo de Cliente:</w:t>
+        <w:t xml:space="preserve">Tipo de </w:t>
+      </w:r>
+      <w:r>
+        <w:rPr>
+          <w:rStyle w:val="citation-437"/>
+          <w:b/>
+          <w:bCs/>
+        </w:rPr>
+        <w:t>c</w:t>
+      </w:r>
+      <w:r>
+        <w:rPr>
+          <w:rStyle w:val="citation-437"/>
+          <w:b/>
+          <w:bCs/>
+        </w:rPr>
+        <w:t>liente:</w:t>
       </w:r>
       <w:r>
         <w:rPr>
@@ -1568,7 +1788,21 @@
           <w:b/>
           <w:bCs/>
         </w:rPr>
-        <w:t>Estado de Suministro:</w:t>
+        <w:t xml:space="preserve">Estado de </w:t>
+      </w:r>
+      <w:r>
+        <w:rPr>
+          <w:b/>
+          <w:bCs/>
+        </w:rPr>
+        <w:t>s</w:t>
+      </w:r>
+      <w:r>
+        <w:rPr>
+          <w:b/>
+          <w:bCs/>
+        </w:rPr>
+        <w:t>uministro:</w:t>
       </w:r>
       <w:r>
         <w:t xml:space="preserve"> </w:t>
@@ -1625,7 +1859,21 @@
           <w:b/>
           <w:bCs/>
         </w:rPr>
-        <w:t>Codificación Geográfica:</w:t>
+        <w:t xml:space="preserve">Codificación </w:t>
+      </w:r>
+      <w:r>
+        <w:rPr>
+          <w:b/>
+          <w:bCs/>
+        </w:rPr>
+        <w:t>g</w:t>
+      </w:r>
+      <w:r>
+        <w:rPr>
+          <w:b/>
+          <w:bCs/>
+        </w:rPr>
+        <w:t>eográfica:</w:t>
       </w:r>
       <w:r>
         <w:t xml:space="preserve"> Uso de tablas maestras de provincias y municipios oficiales (INE) para normalizar las direcciones.</w:t>
@@ -1647,7 +1895,23 @@
           <w:b/>
           <w:bCs/>
         </w:rPr>
-        <w:t>Categoría de Prioridad:</w:t>
+        <w:t xml:space="preserve">Categoría de </w:t>
+      </w:r>
+      <w:r>
+        <w:rPr>
+          <w:rStyle w:val="citation-436"/>
+          <w:b/>
+          <w:bCs/>
+        </w:rPr>
+        <w:t>p</w:t>
+      </w:r>
+      <w:r>
+        <w:rPr>
+          <w:rStyle w:val="citation-436"/>
+          <w:b/>
+          <w:bCs/>
+        </w:rPr>
+        <w:t>rioridad:</w:t>
       </w:r>
       <w:r>
         <w:rPr>
@@ -1685,7 +1949,13 @@
         <w:jc w:val="both"/>
       </w:pPr>
       <w:r>
-        <w:t xml:space="preserve">La Entidad </w:t>
+        <w:t xml:space="preserve">La </w:t>
+      </w:r>
+      <w:r>
+        <w:t>e</w:t>
+      </w:r>
+      <w:r>
+        <w:t xml:space="preserve">ntidad </w:t>
       </w:r>
       <w:r>
         <w:rPr>
@@ -1701,6 +1971,8 @@
       <w:r>
         <w:t xml:space="preserve"> </w:t>
       </w:r>
+      <w:bookmarkStart w:id="0" w:name="_GoBack"/>
+      <w:bookmarkEnd w:id="0"/>
     </w:p>
     <w:p>
       <w:pPr>
@@ -1709,6 +1981,9 @@
         <w:jc w:val="both"/>
       </w:pPr>
       <w:r>
+        <w:rPr>
+          <w:noProof/>
+        </w:rPr>
         <w:drawing>
           <wp:anchor distT="0" distB="0" distL="114300" distR="114300" simplePos="0" relativeHeight="251658240" behindDoc="1" locked="0" layoutInCell="1" allowOverlap="1" wp14:anchorId="0AEA5D26">
             <wp:simplePos x="0" y="0"/>
@@ -1826,26 +2101,14 @@
       </w:r>
       <w:proofErr w:type="spellEnd"/>
       <w:r>
-        <w:t>:</w:t>
-      </w:r>
-      <w:proofErr w:type="spellStart"/>
-      <w:r>
-        <w:t xml:space="preserve"> Es el </w:t>
-      </w:r>
-      <w:r>
-        <w:rPr>
-          <w:b/>
-          <w:bCs/>
-        </w:rPr>
-        <w:t>Identificador</w:t>
-      </w:r>
-      <w:proofErr w:type="spellEnd"/>
-      <w:r>
-        <w:rPr>
-          <w:b/>
-          <w:bCs/>
-        </w:rPr>
-        <w:t xml:space="preserve"> Único Maestro</w:t>
+        <w:t xml:space="preserve">: Es el </w:t>
+      </w:r>
+      <w:r>
+        <w:rPr>
+          <w:b/>
+          <w:bCs/>
+        </w:rPr>
+        <w:t>Identificador Único Maestro</w:t>
       </w:r>
       <w:r>
         <w:t xml:space="preserve"> </w:t>
@@ -2139,6 +2402,7 @@
           <w:sz w:val="20"/>
           <w:szCs w:val="20"/>
         </w:rPr>
+        <w:lastRenderedPageBreak/>
         <w:t>id_registro_original</w:t>
       </w:r>
       <w:proofErr w:type="spellEnd"/>
@@ -2194,14 +2458,25 @@
         <w:pStyle w:val="Titulo1"/>
       </w:pPr>
       <w:r>
-        <w:lastRenderedPageBreak/>
         <w:t>2</w:t>
       </w:r>
       <w:r>
         <w:t xml:space="preserve">. </w:t>
       </w:r>
       <w:r>
-        <w:t>Arquitectura y Diseño de Datos</w:t>
+        <w:t xml:space="preserve">Arquitectura y </w:t>
+      </w:r>
+      <w:r>
+        <w:t>d</w:t>
+      </w:r>
+      <w:r>
+        <w:t xml:space="preserve">iseño de </w:t>
+      </w:r>
+      <w:r>
+        <w:t>d</w:t>
+      </w:r>
+      <w:r>
+        <w:t>atos</w:t>
       </w:r>
     </w:p>
     <w:p>
@@ -2211,45 +2486,19 @@
         <w:jc w:val="both"/>
       </w:pPr>
       <w:r>
-        <w:t xml:space="preserve">Proponemos una arquitectura de tipo </w:t>
-      </w:r>
-      <w:r>
-        <w:rPr>
-          <w:b/>
-          <w:bCs/>
-        </w:rPr>
-        <w:t>Eje y Radios</w:t>
-      </w:r>
-      <w:r>
-        <w:t xml:space="preserve"> (</w:t>
-      </w:r>
-      <w:proofErr w:type="spellStart"/>
-      <w:r>
-        <w:rPr>
-          <w:i/>
-          <w:iCs/>
-        </w:rPr>
-        <w:t>Hub</w:t>
-      </w:r>
-      <w:proofErr w:type="spellEnd"/>
-      <w:r>
-        <w:rPr>
-          <w:i/>
-          <w:iCs/>
-        </w:rPr>
-        <w:t>-and-</w:t>
-      </w:r>
-      <w:proofErr w:type="spellStart"/>
-      <w:r>
-        <w:rPr>
-          <w:i/>
-          <w:iCs/>
-        </w:rPr>
-        <w:t>Spoke</w:t>
-      </w:r>
-      <w:proofErr w:type="spellEnd"/>
-      <w:r>
-        <w:t xml:space="preserve"> - un modelo donde todo se conecta a un punto central). Este diseño permite que todos los sistemas de </w:t>
+        <w:t>Proponemos una arquitectur</w:t>
+      </w:r>
+      <w:r>
+        <w:t xml:space="preserve">a </w:t>
+      </w:r>
+      <w:r>
+        <w:rPr>
+          <w:b/>
+        </w:rPr>
+        <w:t>Centralizada</w:t>
+      </w:r>
+      <w:r>
+        <w:t xml:space="preserve">. Este diseño permite que todos los sistemas de </w:t>
       </w:r>
       <w:proofErr w:type="spellStart"/>
       <w:r>
@@ -2272,93 +2521,133 @@
     </w:p>
     <w:p>
       <w:pPr>
+        <w:pStyle w:val="Ttulo4"/>
+        <w:jc w:val="both"/>
+        <w:rPr>
+          <w:rFonts w:ascii="Times New Roman" w:hAnsi="Times New Roman" w:cs="Times New Roman"/>
+          <w:b/>
+          <w:i w:val="0"/>
+        </w:rPr>
+      </w:pPr>
+      <w:r>
+        <w:rPr>
+          <w:rFonts w:ascii="Times New Roman" w:hAnsi="Times New Roman" w:cs="Times New Roman"/>
+          <w:b/>
+          <w:i w:val="0"/>
+        </w:rPr>
+        <w:t>1. Zona de Sistemas de Origen</w:t>
+      </w:r>
+      <w:r>
+        <w:rPr>
+          <w:rFonts w:ascii="Times New Roman" w:hAnsi="Times New Roman" w:cs="Times New Roman"/>
+          <w:b/>
+          <w:i w:val="0"/>
+        </w:rPr>
+        <w:t xml:space="preserve"> (La entrada de información)</w:t>
+      </w:r>
+    </w:p>
+    <w:p>
+      <w:pPr>
+        <w:pStyle w:val="NormalWeb"/>
+        <w:spacing w:line="276" w:lineRule="auto"/>
+        <w:jc w:val="both"/>
+      </w:pPr>
+      <w:r>
+        <w:t>Es donde se genera la información inicialmente en sus propios "silos" o almacenes separados:</w:t>
+      </w:r>
+    </w:p>
+    <w:p>
+      <w:pPr>
         <w:pStyle w:val="NormalWeb"/>
         <w:numPr>
           <w:ilvl w:val="0"/>
-          <w:numId w:val="29"/>
+          <w:numId w:val="32"/>
         </w:numPr>
         <w:spacing w:line="276" w:lineRule="auto"/>
         <w:jc w:val="both"/>
       </w:pPr>
       <w:r>
         <w:rPr>
-          <w:b/>
-          <w:bCs/>
-        </w:rPr>
-        <w:t>Sistemas de Origen</w:t>
-      </w:r>
-      <w:r>
-        <w:t xml:space="preserve"> (</w:t>
+          <w:rStyle w:val="citation-172"/>
+          <w:b/>
+          <w:bCs/>
+        </w:rPr>
+        <w:t>Gestión Comercial (</w:t>
       </w:r>
       <w:proofErr w:type="spellStart"/>
       <w:r>
         <w:rPr>
-          <w:i/>
-          <w:iCs/>
-        </w:rPr>
-        <w:t>Source</w:t>
+          <w:rStyle w:val="citation-172"/>
+          <w:rFonts w:ascii="Courier New" w:hAnsi="Courier New" w:cs="Courier New"/>
+          <w:b/>
+          <w:bCs/>
+          <w:sz w:val="20"/>
+          <w:szCs w:val="20"/>
+        </w:rPr>
+        <w:t>MySQL_ERP</w:t>
       </w:r>
       <w:proofErr w:type="spellEnd"/>
       <w:r>
         <w:rPr>
-          <w:i/>
-          <w:iCs/>
-        </w:rPr>
-        <w:t xml:space="preserve"> </w:t>
-      </w:r>
-      <w:proofErr w:type="spellStart"/>
-      <w:r>
-        <w:rPr>
-          <w:i/>
-          <w:iCs/>
-        </w:rPr>
-        <w:t>Systems</w:t>
-      </w:r>
-      <w:proofErr w:type="spellEnd"/>
-      <w:r>
-        <w:t xml:space="preserve"> - donde se crean los datos originales):</w:t>
+          <w:rStyle w:val="citation-172"/>
+          <w:b/>
+          <w:bCs/>
+        </w:rPr>
+        <w:t>)</w:t>
+      </w:r>
+      <w:r>
+        <w:rPr>
+          <w:rStyle w:val="citation-172"/>
+        </w:rPr>
+        <w:t>: Contiene los datos maestros de clientes y contratos</w:t>
+      </w:r>
+      <w:r>
+        <w:t>.</w:t>
       </w:r>
     </w:p>
     <w:p>
       <w:pPr>
         <w:pStyle w:val="NormalWeb"/>
         <w:numPr>
-          <w:ilvl w:val="1"/>
-          <w:numId w:val="29"/>
+          <w:ilvl w:val="0"/>
+          <w:numId w:val="32"/>
         </w:numPr>
         <w:spacing w:line="276" w:lineRule="auto"/>
         <w:jc w:val="both"/>
       </w:pPr>
       <w:r>
         <w:rPr>
-          <w:rStyle w:val="citation-635"/>
-          <w:b/>
-          <w:bCs/>
-        </w:rPr>
-        <w:t>Sistema de Gestión Empresarial</w:t>
-      </w:r>
-      <w:r>
-        <w:rPr>
-          <w:rStyle w:val="citation-635"/>
-        </w:rPr>
-        <w:t xml:space="preserve"> (</w:t>
+          <w:rStyle w:val="citation-171"/>
+          <w:b/>
+          <w:bCs/>
+        </w:rPr>
+        <w:t>Red y Telemetría (</w:t>
       </w:r>
       <w:proofErr w:type="spellStart"/>
       <w:r>
         <w:rPr>
-          <w:rStyle w:val="citation-635"/>
+          <w:rStyle w:val="citation-172"/>
           <w:rFonts w:ascii="Courier New" w:hAnsi="Courier New" w:cs="Courier New"/>
+          <w:b/>
           <w:sz w:val="20"/>
           <w:szCs w:val="20"/>
         </w:rPr>
-        <w:t>MySQL_ERP</w:t>
+        <w:t>PostgreSQL_IoT</w:t>
       </w:r>
       <w:proofErr w:type="spellEnd"/>
       <w:r>
         <w:rPr>
-          <w:rStyle w:val="citation-635"/>
-        </w:rPr>
-        <w:t>): Aporta los datos de contratos y clientes</w:t>
+          <w:rStyle w:val="citation-171"/>
+          <w:b/>
+          <w:bCs/>
+        </w:rPr>
+        <w:t>)</w:t>
+      </w:r>
+      <w:r>
+        <w:rPr>
+          <w:rStyle w:val="citation-171"/>
+        </w:rPr>
+        <w:t>: Recoge las lecturas de los contadores inteligentes cada hora</w:t>
       </w:r>
       <w:r>
         <w:t>.</w:t>
@@ -2368,57 +2657,46 @@
       <w:pPr>
         <w:pStyle w:val="NormalWeb"/>
         <w:numPr>
-          <w:ilvl w:val="1"/>
-          <w:numId w:val="29"/>
+          <w:ilvl w:val="0"/>
+          <w:numId w:val="32"/>
         </w:numPr>
         <w:spacing w:line="276" w:lineRule="auto"/>
         <w:jc w:val="both"/>
       </w:pPr>
       <w:r>
         <w:rPr>
-          <w:rStyle w:val="citation-634"/>
-          <w:b/>
-          <w:bCs/>
-        </w:rPr>
-        <w:t>Base de Datos de Telemetría</w:t>
-      </w:r>
-      <w:r>
-        <w:rPr>
-          <w:rStyle w:val="citation-634"/>
-        </w:rPr>
-        <w:t xml:space="preserve"> (</w:t>
+          <w:rStyle w:val="citation-170"/>
+          <w:b/>
+          <w:bCs/>
+        </w:rPr>
+        <w:t>Datos Externos (</w:t>
       </w:r>
       <w:proofErr w:type="spellStart"/>
       <w:r>
         <w:rPr>
-          <w:rStyle w:val="citation-635"/>
+          <w:rStyle w:val="citation-170"/>
           <w:rFonts w:ascii="Courier New" w:hAnsi="Courier New" w:cs="Courier New"/>
+          <w:b/>
+          <w:bCs/>
           <w:sz w:val="20"/>
           <w:szCs w:val="20"/>
         </w:rPr>
-        <w:t>PostgreSQL_IoT</w:t>
+        <w:t>API_Meteo</w:t>
       </w:r>
       <w:proofErr w:type="spellEnd"/>
       <w:r>
         <w:rPr>
-          <w:rStyle w:val="citation-635"/>
-          <w:rFonts w:ascii="Courier New" w:hAnsi="Courier New" w:cs="Courier New"/>
-          <w:sz w:val="20"/>
-          <w:szCs w:val="20"/>
+          <w:rStyle w:val="citation-170"/>
+          <w:b/>
+          <w:bCs/>
         </w:rPr>
         <w:t>)</w:t>
       </w:r>
       <w:r>
         <w:rPr>
-          <w:rStyle w:val="citation-635"/>
-        </w:rPr>
-        <w:t>:</w:t>
-      </w:r>
-      <w:r>
-        <w:rPr>
-          <w:rStyle w:val="citation-634"/>
-        </w:rPr>
-        <w:t xml:space="preserve"> Aporta las lecturas de consumo de los contadores inteligentes</w:t>
+          <w:rStyle w:val="citation-170"/>
+        </w:rPr>
+        <w:t>: Provee las previsiones del tiempo (temperatura y humedad)</w:t>
       </w:r>
       <w:r>
         <w:t>.</w:t>
@@ -2426,30 +2704,70 @@
     </w:p>
     <w:p>
       <w:pPr>
+        <w:pStyle w:val="Ttulo4"/>
+        <w:spacing w:line="276" w:lineRule="auto"/>
+        <w:jc w:val="both"/>
+        <w:rPr>
+          <w:rFonts w:ascii="Times New Roman" w:hAnsi="Times New Roman" w:cs="Times New Roman"/>
+          <w:b/>
+          <w:i w:val="0"/>
+        </w:rPr>
+      </w:pPr>
+      <w:r>
+        <w:rPr>
+          <w:rFonts w:ascii="Times New Roman" w:hAnsi="Times New Roman" w:cs="Times New Roman"/>
+          <w:b/>
+          <w:i w:val="0"/>
+        </w:rPr>
+        <w:t>2. Zona de Datos Maestros (El núcleo de unificación)</w:t>
+      </w:r>
+    </w:p>
+    <w:p>
+      <w:pPr>
+        <w:pStyle w:val="NormalWeb"/>
+        <w:spacing w:line="276" w:lineRule="auto"/>
+        <w:jc w:val="both"/>
+      </w:pPr>
+      <w:r>
+        <w:t>Es el corazón del sistema, donde aplicamos el modelo que diseñamos en la Tarea 1.</w:t>
+      </w:r>
+    </w:p>
+    <w:p>
+      <w:pPr>
         <w:pStyle w:val="NormalWeb"/>
         <w:numPr>
-          <w:ilvl w:val="1"/>
-          <w:numId w:val="29"/>
+          <w:ilvl w:val="0"/>
+          <w:numId w:val="33"/>
         </w:numPr>
         <w:spacing w:line="276" w:lineRule="auto"/>
         <w:jc w:val="both"/>
       </w:pPr>
       <w:r>
         <w:rPr>
-          <w:rStyle w:val="citation-633"/>
-          <w:b/>
-          <w:bCs/>
-        </w:rPr>
-        <w:t>Proveedor Externo de Clima</w:t>
-      </w:r>
-      <w:r>
-        <w:rPr>
-          <w:rStyle w:val="citation-633"/>
-        </w:rPr>
-        <w:t>: Aporta las previsiones de temperatura</w:t>
-      </w:r>
-      <w:r>
-        <w:t>.</w:t>
+          <w:b/>
+          <w:bCs/>
+        </w:rPr>
+        <w:t xml:space="preserve">Proceso de </w:t>
+      </w:r>
+      <w:proofErr w:type="spellStart"/>
+      <w:r>
+        <w:rPr>
+          <w:b/>
+          <w:bCs/>
+          <w:i/>
+          <w:iCs/>
+        </w:rPr>
+        <w:t>Matching</w:t>
+      </w:r>
+      <w:proofErr w:type="spellEnd"/>
+      <w:r>
+        <w:t xml:space="preserve"> (Comparación): El sistema recibe los datos</w:t>
+      </w:r>
+      <w:r>
+        <w:t xml:space="preserve"> de clientes</w:t>
+      </w:r>
+      <w:r>
+        <w:t xml:space="preserve"> de distintas fuentes y usa el NIF/DNI para confirmar que son la misma persona.</w:t>
       </w:r>
     </w:p>
     <w:p>
@@ -2457,7 +2775,7 @@
         <w:pStyle w:val="NormalWeb"/>
         <w:numPr>
           <w:ilvl w:val="0"/>
-          <w:numId w:val="29"/>
+          <w:numId w:val="33"/>
         </w:numPr>
         <w:spacing w:line="276" w:lineRule="auto"/>
         <w:jc w:val="both"/>
@@ -2467,7 +2785,7 @@
           <w:b/>
           <w:bCs/>
         </w:rPr>
-        <w:t>Núcleo de Datos Maestros</w:t>
+        <w:t>Creación del Registro de Oro</w:t>
       </w:r>
       <w:r>
         <w:t xml:space="preserve"> (</w:t>
@@ -2477,169 +2795,132 @@
           <w:i/>
           <w:iCs/>
         </w:rPr>
-        <w:t xml:space="preserve">Master Data </w:t>
+        <w:t>Golden Record</w:t>
+      </w:r>
+      <w:r>
+        <w:t xml:space="preserve">): Se genera una ficha única para </w:t>
+      </w:r>
+      <w:r>
+        <w:t>el cliente</w:t>
+      </w:r>
+      <w:r>
+        <w:t xml:space="preserve">, eliminando la duplicidad de </w:t>
       </w:r>
       <w:proofErr w:type="spellStart"/>
       <w:r>
-        <w:rPr>
-          <w:i/>
-          <w:iCs/>
-        </w:rPr>
-        <w:t>Hub</w:t>
+        <w:t>IDs</w:t>
       </w:r>
       <w:proofErr w:type="spellEnd"/>
       <w:r>
-        <w:t xml:space="preserve"> - el centro de control):</w:t>
+        <w:t>.</w:t>
       </w:r>
     </w:p>
     <w:p>
       <w:pPr>
         <w:pStyle w:val="NormalWeb"/>
         <w:numPr>
-          <w:ilvl w:val="1"/>
-          <w:numId w:val="29"/>
+          <w:ilvl w:val="0"/>
+          <w:numId w:val="33"/>
         </w:numPr>
         <w:spacing w:line="276" w:lineRule="auto"/>
         <w:jc w:val="both"/>
       </w:pPr>
       <w:r>
-        <w:t xml:space="preserve">Aquí es donde reside el modelo </w:t>
-      </w:r>
-      <w:r>
-        <w:t xml:space="preserve"> </w:t>
-      </w:r>
-      <w:r>
-        <w:t xml:space="preserve"> (</w:t>
-      </w:r>
+        <w:rPr>
+          <w:b/>
+          <w:bCs/>
+        </w:rPr>
+        <w:t>Control de Confianza</w:t>
+      </w:r>
+      <w:r>
+        <w:t xml:space="preserve">: Se anota qué tan fiable es la unión de los datos mediante el campo </w:t>
+      </w:r>
+      <w:proofErr w:type="spellStart"/>
       <w:r>
         <w:rPr>
           <w:rStyle w:val="CdigoHTML"/>
         </w:rPr>
-        <w:t>MAESTRO_CLIENTE</w:t>
-      </w:r>
-      <w:r>
-        <w:t xml:space="preserve"> y </w:t>
-      </w:r>
-      <w:r>
-        <w:rPr>
-          <w:rStyle w:val="CdigoHTML"/>
-        </w:rPr>
-        <w:t>FUENTE_ORIGEN</w:t>
-      </w:r>
-      <w:r>
-        <w:t>).</w:t>
+        <w:t>nivel_confianza_matching</w:t>
+      </w:r>
+      <w:proofErr w:type="spellEnd"/>
+      <w:r>
+        <w:t>.</w:t>
       </w:r>
     </w:p>
     <w:p>
       <w:pPr>
-        <w:pStyle w:val="NormalWeb"/>
-        <w:numPr>
-          <w:ilvl w:val="1"/>
-          <w:numId w:val="29"/>
-        </w:numPr>
+        <w:pStyle w:val="Ttulo4"/>
         <w:spacing w:line="276" w:lineRule="auto"/>
         <w:jc w:val="both"/>
-      </w:pPr>
-      <w:r>
-        <w:t xml:space="preserve">Su función es recibir los datos de los orígenes, aplicar el </w:t>
-      </w:r>
-      <w:proofErr w:type="spellStart"/>
-      <w:r>
-        <w:rPr>
-          <w:b/>
-          <w:bCs/>
-          <w:i/>
-          <w:iCs/>
-        </w:rPr>
-        <w:t>Matching</w:t>
-      </w:r>
-      <w:proofErr w:type="spellEnd"/>
-      <w:r>
-        <w:t xml:space="preserve"> (proceso de comparación y emparejamiento) y crear el </w:t>
-      </w:r>
-      <w:r>
-        <w:rPr>
-          <w:b/>
-          <w:bCs/>
-        </w:rPr>
-        <w:t>Registro de Oro</w:t>
-      </w:r>
-      <w:r>
-        <w:t xml:space="preserve"> (</w:t>
-      </w:r>
-      <w:r>
-        <w:rPr>
-          <w:i/>
-          <w:iCs/>
-        </w:rPr>
-        <w:t>Golden Record</w:t>
-      </w:r>
-      <w:r>
-        <w:t xml:space="preserve"> - la versión única y veraz).</w:t>
+        <w:rPr>
+          <w:rFonts w:ascii="Times New Roman" w:hAnsi="Times New Roman" w:cs="Times New Roman"/>
+          <w:b/>
+          <w:i w:val="0"/>
+        </w:rPr>
+      </w:pPr>
+      <w:r>
+        <w:rPr>
+          <w:rFonts w:ascii="Times New Roman" w:hAnsi="Times New Roman" w:cs="Times New Roman"/>
+          <w:b/>
+          <w:i w:val="0"/>
+        </w:rPr>
+        <w:t>3. Zona Analítica (La salida para la Inteligencia Artificial)</w:t>
       </w:r>
     </w:p>
     <w:p>
       <w:pPr>
         <w:pStyle w:val="NormalWeb"/>
-        <w:numPr>
-          <w:ilvl w:val="0"/>
-          <w:numId w:val="29"/>
-        </w:numPr>
+        <w:jc w:val="both"/>
+      </w:pPr>
+      <w:r>
+        <w:t>Es el repositorio final donde los datos ya están limpios y listos para ser usados.</w:t>
+      </w:r>
+      <w:r>
+        <w:t xml:space="preserve"> En esta zona se encuentran los datos enriquecidos, donde</w:t>
+      </w:r>
+      <w:r>
+        <w:t xml:space="preserve"> se junta el consumo de energía con la ficha única del cliente y la previsión del tiempo.</w:t>
+      </w:r>
+    </w:p>
+    <w:p>
+      <w:pPr>
+        <w:pStyle w:val="NormalWeb"/>
         <w:spacing w:line="276" w:lineRule="auto"/>
         <w:jc w:val="both"/>
       </w:pPr>
       <w:r>
-        <w:rPr>
-          <w:b/>
-          <w:bCs/>
-        </w:rPr>
-        <w:t>Almacén de Análisis</w:t>
-      </w:r>
-      <w:r>
-        <w:t xml:space="preserve"> (</w:t>
-      </w:r>
-      <w:proofErr w:type="spellStart"/>
-      <w:r>
-        <w:rPr>
-          <w:i/>
-          <w:iCs/>
-        </w:rPr>
-        <w:t>Analytics</w:t>
-      </w:r>
-      <w:proofErr w:type="spellEnd"/>
-      <w:r>
-        <w:rPr>
-          <w:i/>
-          <w:iCs/>
-        </w:rPr>
-        <w:t xml:space="preserve"> Storage</w:t>
-      </w:r>
-      <w:r>
-        <w:t xml:space="preserve"> - donde se prepara la información para la IA):</w:t>
-      </w:r>
-    </w:p>
-    <w:p>
-      <w:pPr>
-        <w:pStyle w:val="NormalWeb"/>
-        <w:numPr>
-          <w:ilvl w:val="1"/>
-          <w:numId w:val="29"/>
-        </w:numPr>
-        <w:spacing w:line="276" w:lineRule="auto"/>
-        <w:jc w:val="both"/>
-      </w:pPr>
-      <w:r>
-        <w:t xml:space="preserve">Es un repositorio limpio donde los datos de consumo ya no están sueltos, sino que cada lectura está pegada al </w:t>
-      </w:r>
-      <w:r>
-        <w:rPr>
-          <w:b/>
-          <w:bCs/>
-        </w:rPr>
-        <w:t>Identificador Único Maestro</w:t>
-      </w:r>
-      <w:r>
-        <w:t xml:space="preserve"> del cliente.</w:t>
+        <w:t xml:space="preserve">El modelo de Inteligencia Artificial lee directamente de aquí para hacer la </w:t>
+      </w:r>
+      <w:r>
+        <w:rPr>
+          <w:b/>
+          <w:bCs/>
+        </w:rPr>
+        <w:t>d</w:t>
+      </w:r>
+      <w:r>
+        <w:rPr>
+          <w:b/>
+          <w:bCs/>
+        </w:rPr>
+        <w:t xml:space="preserve">emanda </w:t>
+      </w:r>
+      <w:r>
+        <w:rPr>
+          <w:b/>
+          <w:bCs/>
+        </w:rPr>
+        <w:t>p</w:t>
+      </w:r>
+      <w:r>
+        <w:rPr>
+          <w:b/>
+          <w:bCs/>
+        </w:rPr>
+        <w:t>revista</w:t>
+      </w:r>
+      <w:r>
+        <w:t xml:space="preserve"> sin errores causados por duplicados</w:t>
       </w:r>
     </w:p>
     <w:p>
@@ -2667,6 +2948,7 @@
           <w:b/>
           <w:bCs/>
         </w:rPr>
+        <w:lastRenderedPageBreak/>
         <w:t>Extracción y Carga</w:t>
       </w:r>
       <w:r>
@@ -2873,6 +3155,7 @@
     </w:p>
     <w:sectPr>
       <w:headerReference w:type="default" r:id="rId8"/>
+      <w:footerReference w:type="default" r:id="rId9"/>
       <w:pgSz w:w="11906" w:h="16838" w:code="9"/>
       <w:pgMar w:top="1134" w:right="1134" w:bottom="1134" w:left="1134" w:header="709" w:footer="709" w:gutter="0"/>
       <w:cols w:space="708"/>
@@ -2899,6 +3182,61 @@
     </w:p>
   </w:endnote>
 </w:endnotes>
+</file>
+
+<file path=word/footer1.xml><?xml version="1.0" encoding="utf-8"?>
+<w:ftr xmlns:wpc="http://schemas.microsoft.com/office/word/2010/wordprocessingCanvas" xmlns:cx="http://schemas.microsoft.com/office/drawing/2014/chartex" xmlns:cx1="http://schemas.microsoft.com/office/drawing/2015/9/8/chartex" xmlns:cx2="http://schemas.microsoft.com/office/drawing/2015/10/21/chartex" xmlns:cx3="http://schemas.microsoft.com/office/drawing/2016/5/9/chartex" xmlns:cx4="http://schemas.microsoft.com/office/drawing/2016/5/10/chartex" xmlns:cx5="http://schemas.microsoft.com/office/drawing/2016/5/11/chartex" xmlns:cx6="http://schemas.microsoft.com/office/drawing/2016/5/12/chartex" xmlns:cx7="http://schemas.microsoft.com/office/drawing/2016/5/13/chartex" xmlns:cx8="http://schemas.microsoft.com/office/drawing/2016/5/14/chartex" xmlns:mc="http://schemas.openxmlformats.org/markup-compatibility/2006" xmlns:aink="http://schemas.microsoft.com/office/drawing/2016/ink" xmlns:am3d="http://schemas.microsoft.com/office/drawing/2017/model3d" xmlns:o="urn:schemas-microsoft-com:office:office" xmlns:r="http://schemas.openxmlformats.org/officeDocument/2006/relationships" xmlns:m="http://schemas.openxmlformats.org/officeDocument/2006/math" xmlns:v="urn:schemas-microsoft-com:vml" xmlns:wp14="http://schemas.microsoft.com/office/word/2010/wordprocessingDrawing" xmlns:wp="http://schemas.openxmlformats.org/drawingml/2006/wordprocessingDrawing" xmlns:w10="urn:schemas-microsoft-com:office:word" xmlns:w="http://schemas.openxmlformats.org/wordprocessingml/2006/main" xmlns:w14="http://schemas.microsoft.com/office/word/2010/wordml" xmlns:w15="http://schemas.microsoft.com/office/word/2012/wordml" xmlns:w16cid="http://schemas.microsoft.com/office/word/2016/wordml/cid" xmlns:w16se="http://schemas.microsoft.com/office/word/2015/wordml/symex" xmlns:wpg="http://schemas.microsoft.com/office/word/2010/wordprocessingGroup" xmlns:wpi="http://schemas.microsoft.com/office/word/2010/wordprocessingInk" xmlns:wne="http://schemas.microsoft.com/office/word/2006/wordml" xmlns:wps="http://schemas.microsoft.com/office/word/2010/wordprocessingShape" mc:Ignorable="w14 w15 w16se w16cid wp14">
+  <w:p>
+    <w:pPr>
+      <w:pStyle w:val="Piedepgina"/>
+      <w:jc w:val="center"/>
+      <w:rPr>
+        <w:caps/>
+        <w:color w:val="4472C4" w:themeColor="accent1"/>
+      </w:rPr>
+    </w:pPr>
+    <w:r>
+      <w:rPr>
+        <w:caps/>
+        <w:color w:val="4472C4" w:themeColor="accent1"/>
+      </w:rPr>
+      <w:fldChar w:fldCharType="begin"/>
+    </w:r>
+    <w:r>
+      <w:rPr>
+        <w:caps/>
+        <w:color w:val="4472C4" w:themeColor="accent1"/>
+      </w:rPr>
+      <w:instrText>PAGE   \* MERGEFORMAT</w:instrText>
+    </w:r>
+    <w:r>
+      <w:rPr>
+        <w:caps/>
+        <w:color w:val="4472C4" w:themeColor="accent1"/>
+      </w:rPr>
+      <w:fldChar w:fldCharType="separate"/>
+    </w:r>
+    <w:r>
+      <w:rPr>
+        <w:caps/>
+        <w:color w:val="4472C4" w:themeColor="accent1"/>
+      </w:rPr>
+      <w:t>2</w:t>
+    </w:r>
+    <w:r>
+      <w:rPr>
+        <w:caps/>
+        <w:color w:val="4472C4" w:themeColor="accent1"/>
+      </w:rPr>
+      <w:fldChar w:fldCharType="end"/>
+    </w:r>
+  </w:p>
+  <w:p>
+    <w:pPr>
+      <w:pStyle w:val="Piedepgina"/>
+    </w:pPr>
+  </w:p>
+</w:ftr>
 </file>
 
 <file path=word/footnotes.xml><?xml version="1.0" encoding="utf-8"?>
@@ -3245,6 +3583,155 @@
     </w:lvl>
   </w:abstractNum>
   <w:abstractNum w:abstractNumId="2" w15:restartNumberingAfterBreak="0">
+    <w:nsid w:val="09B800A6"/>
+    <w:multiLevelType w:val="multilevel"/>
+    <w:tmpl w:val="220695A8"/>
+    <w:lvl w:ilvl="0">
+      <w:start w:val="1"/>
+      <w:numFmt w:val="bullet"/>
+      <w:lvlText w:val=""/>
+      <w:lvlJc w:val="left"/>
+      <w:pPr>
+        <w:tabs>
+          <w:tab w:val="num" w:pos="720"/>
+        </w:tabs>
+        <w:ind w:left="720" w:hanging="360"/>
+      </w:pPr>
+      <w:rPr>
+        <w:rFonts w:ascii="Symbol" w:hAnsi="Symbol" w:hint="default"/>
+        <w:sz w:val="20"/>
+      </w:rPr>
+    </w:lvl>
+    <w:lvl w:ilvl="1" w:tentative="1">
+      <w:start w:val="1"/>
+      <w:numFmt w:val="bullet"/>
+      <w:lvlText w:val="o"/>
+      <w:lvlJc w:val="left"/>
+      <w:pPr>
+        <w:tabs>
+          <w:tab w:val="num" w:pos="1440"/>
+        </w:tabs>
+        <w:ind w:left="1440" w:hanging="360"/>
+      </w:pPr>
+      <w:rPr>
+        <w:rFonts w:ascii="Courier New" w:hAnsi="Courier New" w:hint="default"/>
+        <w:sz w:val="20"/>
+      </w:rPr>
+    </w:lvl>
+    <w:lvl w:ilvl="2" w:tentative="1">
+      <w:start w:val="1"/>
+      <w:numFmt w:val="bullet"/>
+      <w:lvlText w:val=""/>
+      <w:lvlJc w:val="left"/>
+      <w:pPr>
+        <w:tabs>
+          <w:tab w:val="num" w:pos="2160"/>
+        </w:tabs>
+        <w:ind w:left="2160" w:hanging="360"/>
+      </w:pPr>
+      <w:rPr>
+        <w:rFonts w:ascii="Wingdings" w:hAnsi="Wingdings" w:hint="default"/>
+        <w:sz w:val="20"/>
+      </w:rPr>
+    </w:lvl>
+    <w:lvl w:ilvl="3" w:tentative="1">
+      <w:start w:val="1"/>
+      <w:numFmt w:val="bullet"/>
+      <w:lvlText w:val=""/>
+      <w:lvlJc w:val="left"/>
+      <w:pPr>
+        <w:tabs>
+          <w:tab w:val="num" w:pos="2880"/>
+        </w:tabs>
+        <w:ind w:left="2880" w:hanging="360"/>
+      </w:pPr>
+      <w:rPr>
+        <w:rFonts w:ascii="Wingdings" w:hAnsi="Wingdings" w:hint="default"/>
+        <w:sz w:val="20"/>
+      </w:rPr>
+    </w:lvl>
+    <w:lvl w:ilvl="4" w:tentative="1">
+      <w:start w:val="1"/>
+      <w:numFmt w:val="bullet"/>
+      <w:lvlText w:val=""/>
+      <w:lvlJc w:val="left"/>
+      <w:pPr>
+        <w:tabs>
+          <w:tab w:val="num" w:pos="3600"/>
+        </w:tabs>
+        <w:ind w:left="3600" w:hanging="360"/>
+      </w:pPr>
+      <w:rPr>
+        <w:rFonts w:ascii="Wingdings" w:hAnsi="Wingdings" w:hint="default"/>
+        <w:sz w:val="20"/>
+      </w:rPr>
+    </w:lvl>
+    <w:lvl w:ilvl="5" w:tentative="1">
+      <w:start w:val="1"/>
+      <w:numFmt w:val="bullet"/>
+      <w:lvlText w:val=""/>
+      <w:lvlJc w:val="left"/>
+      <w:pPr>
+        <w:tabs>
+          <w:tab w:val="num" w:pos="4320"/>
+        </w:tabs>
+        <w:ind w:left="4320" w:hanging="360"/>
+      </w:pPr>
+      <w:rPr>
+        <w:rFonts w:ascii="Wingdings" w:hAnsi="Wingdings" w:hint="default"/>
+        <w:sz w:val="20"/>
+      </w:rPr>
+    </w:lvl>
+    <w:lvl w:ilvl="6" w:tentative="1">
+      <w:start w:val="1"/>
+      <w:numFmt w:val="bullet"/>
+      <w:lvlText w:val=""/>
+      <w:lvlJc w:val="left"/>
+      <w:pPr>
+        <w:tabs>
+          <w:tab w:val="num" w:pos="5040"/>
+        </w:tabs>
+        <w:ind w:left="5040" w:hanging="360"/>
+      </w:pPr>
+      <w:rPr>
+        <w:rFonts w:ascii="Wingdings" w:hAnsi="Wingdings" w:hint="default"/>
+        <w:sz w:val="20"/>
+      </w:rPr>
+    </w:lvl>
+    <w:lvl w:ilvl="7" w:tentative="1">
+      <w:start w:val="1"/>
+      <w:numFmt w:val="bullet"/>
+      <w:lvlText w:val=""/>
+      <w:lvlJc w:val="left"/>
+      <w:pPr>
+        <w:tabs>
+          <w:tab w:val="num" w:pos="5760"/>
+        </w:tabs>
+        <w:ind w:left="5760" w:hanging="360"/>
+      </w:pPr>
+      <w:rPr>
+        <w:rFonts w:ascii="Wingdings" w:hAnsi="Wingdings" w:hint="default"/>
+        <w:sz w:val="20"/>
+      </w:rPr>
+    </w:lvl>
+    <w:lvl w:ilvl="8" w:tentative="1">
+      <w:start w:val="1"/>
+      <w:numFmt w:val="bullet"/>
+      <w:lvlText w:val=""/>
+      <w:lvlJc w:val="left"/>
+      <w:pPr>
+        <w:tabs>
+          <w:tab w:val="num" w:pos="6480"/>
+        </w:tabs>
+        <w:ind w:left="6480" w:hanging="360"/>
+      </w:pPr>
+      <w:rPr>
+        <w:rFonts w:ascii="Wingdings" w:hAnsi="Wingdings" w:hint="default"/>
+        <w:sz w:val="20"/>
+      </w:rPr>
+    </w:lvl>
+  </w:abstractNum>
+  <w:abstractNum w:abstractNumId="3" w15:restartNumberingAfterBreak="0">
     <w:nsid w:val="0B0279DF"/>
     <w:multiLevelType w:val="multilevel"/>
     <w:tmpl w:val="7BD40568"/>
@@ -3390,7 +3877,156 @@
       </w:rPr>
     </w:lvl>
   </w:abstractNum>
-  <w:abstractNum w:abstractNumId="3" w15:restartNumberingAfterBreak="0">
+  <w:abstractNum w:abstractNumId="4" w15:restartNumberingAfterBreak="0">
+    <w:nsid w:val="0E051686"/>
+    <w:multiLevelType w:val="multilevel"/>
+    <w:tmpl w:val="6B565166"/>
+    <w:lvl w:ilvl="0">
+      <w:start w:val="1"/>
+      <w:numFmt w:val="bullet"/>
+      <w:lvlText w:val=""/>
+      <w:lvlJc w:val="left"/>
+      <w:pPr>
+        <w:tabs>
+          <w:tab w:val="num" w:pos="720"/>
+        </w:tabs>
+        <w:ind w:left="720" w:hanging="360"/>
+      </w:pPr>
+      <w:rPr>
+        <w:rFonts w:ascii="Symbol" w:hAnsi="Symbol" w:hint="default"/>
+        <w:sz w:val="20"/>
+      </w:rPr>
+    </w:lvl>
+    <w:lvl w:ilvl="1">
+      <w:start w:val="1"/>
+      <w:numFmt w:val="bullet"/>
+      <w:lvlText w:val="o"/>
+      <w:lvlJc w:val="left"/>
+      <w:pPr>
+        <w:tabs>
+          <w:tab w:val="num" w:pos="1440"/>
+        </w:tabs>
+        <w:ind w:left="1440" w:hanging="360"/>
+      </w:pPr>
+      <w:rPr>
+        <w:rFonts w:ascii="Courier New" w:hAnsi="Courier New" w:hint="default"/>
+        <w:sz w:val="20"/>
+      </w:rPr>
+    </w:lvl>
+    <w:lvl w:ilvl="2" w:tentative="1">
+      <w:start w:val="1"/>
+      <w:numFmt w:val="bullet"/>
+      <w:lvlText w:val=""/>
+      <w:lvlJc w:val="left"/>
+      <w:pPr>
+        <w:tabs>
+          <w:tab w:val="num" w:pos="2160"/>
+        </w:tabs>
+        <w:ind w:left="2160" w:hanging="360"/>
+      </w:pPr>
+      <w:rPr>
+        <w:rFonts w:ascii="Wingdings" w:hAnsi="Wingdings" w:hint="default"/>
+        <w:sz w:val="20"/>
+      </w:rPr>
+    </w:lvl>
+    <w:lvl w:ilvl="3" w:tentative="1">
+      <w:start w:val="1"/>
+      <w:numFmt w:val="bullet"/>
+      <w:lvlText w:val=""/>
+      <w:lvlJc w:val="left"/>
+      <w:pPr>
+        <w:tabs>
+          <w:tab w:val="num" w:pos="2880"/>
+        </w:tabs>
+        <w:ind w:left="2880" w:hanging="360"/>
+      </w:pPr>
+      <w:rPr>
+        <w:rFonts w:ascii="Wingdings" w:hAnsi="Wingdings" w:hint="default"/>
+        <w:sz w:val="20"/>
+      </w:rPr>
+    </w:lvl>
+    <w:lvl w:ilvl="4" w:tentative="1">
+      <w:start w:val="1"/>
+      <w:numFmt w:val="bullet"/>
+      <w:lvlText w:val=""/>
+      <w:lvlJc w:val="left"/>
+      <w:pPr>
+        <w:tabs>
+          <w:tab w:val="num" w:pos="3600"/>
+        </w:tabs>
+        <w:ind w:left="3600" w:hanging="360"/>
+      </w:pPr>
+      <w:rPr>
+        <w:rFonts w:ascii="Wingdings" w:hAnsi="Wingdings" w:hint="default"/>
+        <w:sz w:val="20"/>
+      </w:rPr>
+    </w:lvl>
+    <w:lvl w:ilvl="5" w:tentative="1">
+      <w:start w:val="1"/>
+      <w:numFmt w:val="bullet"/>
+      <w:lvlText w:val=""/>
+      <w:lvlJc w:val="left"/>
+      <w:pPr>
+        <w:tabs>
+          <w:tab w:val="num" w:pos="4320"/>
+        </w:tabs>
+        <w:ind w:left="4320" w:hanging="360"/>
+      </w:pPr>
+      <w:rPr>
+        <w:rFonts w:ascii="Wingdings" w:hAnsi="Wingdings" w:hint="default"/>
+        <w:sz w:val="20"/>
+      </w:rPr>
+    </w:lvl>
+    <w:lvl w:ilvl="6" w:tentative="1">
+      <w:start w:val="1"/>
+      <w:numFmt w:val="bullet"/>
+      <w:lvlText w:val=""/>
+      <w:lvlJc w:val="left"/>
+      <w:pPr>
+        <w:tabs>
+          <w:tab w:val="num" w:pos="5040"/>
+        </w:tabs>
+        <w:ind w:left="5040" w:hanging="360"/>
+      </w:pPr>
+      <w:rPr>
+        <w:rFonts w:ascii="Wingdings" w:hAnsi="Wingdings" w:hint="default"/>
+        <w:sz w:val="20"/>
+      </w:rPr>
+    </w:lvl>
+    <w:lvl w:ilvl="7" w:tentative="1">
+      <w:start w:val="1"/>
+      <w:numFmt w:val="bullet"/>
+      <w:lvlText w:val=""/>
+      <w:lvlJc w:val="left"/>
+      <w:pPr>
+        <w:tabs>
+          <w:tab w:val="num" w:pos="5760"/>
+        </w:tabs>
+        <w:ind w:left="5760" w:hanging="360"/>
+      </w:pPr>
+      <w:rPr>
+        <w:rFonts w:ascii="Wingdings" w:hAnsi="Wingdings" w:hint="default"/>
+        <w:sz w:val="20"/>
+      </w:rPr>
+    </w:lvl>
+    <w:lvl w:ilvl="8" w:tentative="1">
+      <w:start w:val="1"/>
+      <w:numFmt w:val="bullet"/>
+      <w:lvlText w:val=""/>
+      <w:lvlJc w:val="left"/>
+      <w:pPr>
+        <w:tabs>
+          <w:tab w:val="num" w:pos="6480"/>
+        </w:tabs>
+        <w:ind w:left="6480" w:hanging="360"/>
+      </w:pPr>
+      <w:rPr>
+        <w:rFonts w:ascii="Wingdings" w:hAnsi="Wingdings" w:hint="default"/>
+        <w:sz w:val="20"/>
+      </w:rPr>
+    </w:lvl>
+  </w:abstractNum>
+  <w:abstractNum w:abstractNumId="5" w15:restartNumberingAfterBreak="0">
     <w:nsid w:val="0EBD2247"/>
     <w:multiLevelType w:val="multilevel"/>
     <w:tmpl w:val="772EC026"/>
@@ -3539,7 +4175,7 @@
       </w:rPr>
     </w:lvl>
   </w:abstractNum>
-  <w:abstractNum w:abstractNumId="4" w15:restartNumberingAfterBreak="0">
+  <w:abstractNum w:abstractNumId="6" w15:restartNumberingAfterBreak="0">
     <w:nsid w:val="17E02C56"/>
     <w:multiLevelType w:val="multilevel"/>
     <w:tmpl w:val="3650FD9E"/>
@@ -3688,7 +4324,7 @@
       </w:rPr>
     </w:lvl>
   </w:abstractNum>
-  <w:abstractNum w:abstractNumId="5" w15:restartNumberingAfterBreak="0">
+  <w:abstractNum w:abstractNumId="7" w15:restartNumberingAfterBreak="0">
     <w:nsid w:val="18A93BCA"/>
     <w:multiLevelType w:val="multilevel"/>
     <w:tmpl w:val="E676B912"/>
@@ -3837,7 +4473,7 @@
       </w:rPr>
     </w:lvl>
   </w:abstractNum>
-  <w:abstractNum w:abstractNumId="6" w15:restartNumberingAfterBreak="0">
+  <w:abstractNum w:abstractNumId="8" w15:restartNumberingAfterBreak="0">
     <w:nsid w:val="26D33554"/>
     <w:multiLevelType w:val="multilevel"/>
     <w:tmpl w:val="3A24E2E4"/>
@@ -3986,7 +4622,7 @@
       </w:rPr>
     </w:lvl>
   </w:abstractNum>
-  <w:abstractNum w:abstractNumId="7" w15:restartNumberingAfterBreak="0">
+  <w:abstractNum w:abstractNumId="9" w15:restartNumberingAfterBreak="0">
     <w:nsid w:val="28B44BBF"/>
     <w:multiLevelType w:val="multilevel"/>
     <w:tmpl w:val="7DB63DBE"/>
@@ -4135,7 +4771,7 @@
       </w:rPr>
     </w:lvl>
   </w:abstractNum>
-  <w:abstractNum w:abstractNumId="8" w15:restartNumberingAfterBreak="0">
+  <w:abstractNum w:abstractNumId="10" w15:restartNumberingAfterBreak="0">
     <w:nsid w:val="31F54FA6"/>
     <w:multiLevelType w:val="hybridMultilevel"/>
     <w:tmpl w:val="C8A4E6E0"/>
@@ -4248,7 +4884,7 @@
       </w:rPr>
     </w:lvl>
   </w:abstractNum>
-  <w:abstractNum w:abstractNumId="9" w15:restartNumberingAfterBreak="0">
+  <w:abstractNum w:abstractNumId="11" w15:restartNumberingAfterBreak="0">
     <w:nsid w:val="31FB28EA"/>
     <w:multiLevelType w:val="multilevel"/>
     <w:tmpl w:val="B45492FA"/>
@@ -4397,7 +5033,7 @@
       </w:rPr>
     </w:lvl>
   </w:abstractNum>
-  <w:abstractNum w:abstractNumId="10" w15:restartNumberingAfterBreak="0">
+  <w:abstractNum w:abstractNumId="12" w15:restartNumberingAfterBreak="0">
     <w:nsid w:val="38D509A3"/>
     <w:multiLevelType w:val="hybridMultilevel"/>
     <w:tmpl w:val="A8C4EE7E"/>
@@ -4510,7 +5146,7 @@
       </w:rPr>
     </w:lvl>
   </w:abstractNum>
-  <w:abstractNum w:abstractNumId="11" w15:restartNumberingAfterBreak="0">
+  <w:abstractNum w:abstractNumId="13" w15:restartNumberingAfterBreak="0">
     <w:nsid w:val="3F666140"/>
     <w:multiLevelType w:val="multilevel"/>
     <w:tmpl w:val="6388C134"/>
@@ -4659,7 +5295,7 @@
       </w:rPr>
     </w:lvl>
   </w:abstractNum>
-  <w:abstractNum w:abstractNumId="12" w15:restartNumberingAfterBreak="0">
+  <w:abstractNum w:abstractNumId="14" w15:restartNumberingAfterBreak="0">
     <w:nsid w:val="3F880E76"/>
     <w:multiLevelType w:val="multilevel"/>
     <w:tmpl w:val="FABE083A"/>
@@ -4808,7 +5444,156 @@
       </w:rPr>
     </w:lvl>
   </w:abstractNum>
-  <w:abstractNum w:abstractNumId="13" w15:restartNumberingAfterBreak="0">
+  <w:abstractNum w:abstractNumId="15" w15:restartNumberingAfterBreak="0">
+    <w:nsid w:val="41CE4A34"/>
+    <w:multiLevelType w:val="multilevel"/>
+    <w:tmpl w:val="BFB4FCDC"/>
+    <w:lvl w:ilvl="0">
+      <w:start w:val="1"/>
+      <w:numFmt w:val="bullet"/>
+      <w:lvlText w:val=""/>
+      <w:lvlJc w:val="left"/>
+      <w:pPr>
+        <w:tabs>
+          <w:tab w:val="num" w:pos="720"/>
+        </w:tabs>
+        <w:ind w:left="720" w:hanging="360"/>
+      </w:pPr>
+      <w:rPr>
+        <w:rFonts w:ascii="Symbol" w:hAnsi="Symbol" w:hint="default"/>
+        <w:sz w:val="20"/>
+      </w:rPr>
+    </w:lvl>
+    <w:lvl w:ilvl="1">
+      <w:start w:val="1"/>
+      <w:numFmt w:val="bullet"/>
+      <w:lvlText w:val="o"/>
+      <w:lvlJc w:val="left"/>
+      <w:pPr>
+        <w:tabs>
+          <w:tab w:val="num" w:pos="1440"/>
+        </w:tabs>
+        <w:ind w:left="1440" w:hanging="360"/>
+      </w:pPr>
+      <w:rPr>
+        <w:rFonts w:ascii="Courier New" w:hAnsi="Courier New" w:hint="default"/>
+        <w:sz w:val="20"/>
+      </w:rPr>
+    </w:lvl>
+    <w:lvl w:ilvl="2" w:tentative="1">
+      <w:start w:val="1"/>
+      <w:numFmt w:val="bullet"/>
+      <w:lvlText w:val=""/>
+      <w:lvlJc w:val="left"/>
+      <w:pPr>
+        <w:tabs>
+          <w:tab w:val="num" w:pos="2160"/>
+        </w:tabs>
+        <w:ind w:left="2160" w:hanging="360"/>
+      </w:pPr>
+      <w:rPr>
+        <w:rFonts w:ascii="Wingdings" w:hAnsi="Wingdings" w:hint="default"/>
+        <w:sz w:val="20"/>
+      </w:rPr>
+    </w:lvl>
+    <w:lvl w:ilvl="3" w:tentative="1">
+      <w:start w:val="1"/>
+      <w:numFmt w:val="bullet"/>
+      <w:lvlText w:val=""/>
+      <w:lvlJc w:val="left"/>
+      <w:pPr>
+        <w:tabs>
+          <w:tab w:val="num" w:pos="2880"/>
+        </w:tabs>
+        <w:ind w:left="2880" w:hanging="360"/>
+      </w:pPr>
+      <w:rPr>
+        <w:rFonts w:ascii="Wingdings" w:hAnsi="Wingdings" w:hint="default"/>
+        <w:sz w:val="20"/>
+      </w:rPr>
+    </w:lvl>
+    <w:lvl w:ilvl="4" w:tentative="1">
+      <w:start w:val="1"/>
+      <w:numFmt w:val="bullet"/>
+      <w:lvlText w:val=""/>
+      <w:lvlJc w:val="left"/>
+      <w:pPr>
+        <w:tabs>
+          <w:tab w:val="num" w:pos="3600"/>
+        </w:tabs>
+        <w:ind w:left="3600" w:hanging="360"/>
+      </w:pPr>
+      <w:rPr>
+        <w:rFonts w:ascii="Wingdings" w:hAnsi="Wingdings" w:hint="default"/>
+        <w:sz w:val="20"/>
+      </w:rPr>
+    </w:lvl>
+    <w:lvl w:ilvl="5" w:tentative="1">
+      <w:start w:val="1"/>
+      <w:numFmt w:val="bullet"/>
+      <w:lvlText w:val=""/>
+      <w:lvlJc w:val="left"/>
+      <w:pPr>
+        <w:tabs>
+          <w:tab w:val="num" w:pos="4320"/>
+        </w:tabs>
+        <w:ind w:left="4320" w:hanging="360"/>
+      </w:pPr>
+      <w:rPr>
+        <w:rFonts w:ascii="Wingdings" w:hAnsi="Wingdings" w:hint="default"/>
+        <w:sz w:val="20"/>
+      </w:rPr>
+    </w:lvl>
+    <w:lvl w:ilvl="6" w:tentative="1">
+      <w:start w:val="1"/>
+      <w:numFmt w:val="bullet"/>
+      <w:lvlText w:val=""/>
+      <w:lvlJc w:val="left"/>
+      <w:pPr>
+        <w:tabs>
+          <w:tab w:val="num" w:pos="5040"/>
+        </w:tabs>
+        <w:ind w:left="5040" w:hanging="360"/>
+      </w:pPr>
+      <w:rPr>
+        <w:rFonts w:ascii="Wingdings" w:hAnsi="Wingdings" w:hint="default"/>
+        <w:sz w:val="20"/>
+      </w:rPr>
+    </w:lvl>
+    <w:lvl w:ilvl="7" w:tentative="1">
+      <w:start w:val="1"/>
+      <w:numFmt w:val="bullet"/>
+      <w:lvlText w:val=""/>
+      <w:lvlJc w:val="left"/>
+      <w:pPr>
+        <w:tabs>
+          <w:tab w:val="num" w:pos="5760"/>
+        </w:tabs>
+        <w:ind w:left="5760" w:hanging="360"/>
+      </w:pPr>
+      <w:rPr>
+        <w:rFonts w:ascii="Wingdings" w:hAnsi="Wingdings" w:hint="default"/>
+        <w:sz w:val="20"/>
+      </w:rPr>
+    </w:lvl>
+    <w:lvl w:ilvl="8" w:tentative="1">
+      <w:start w:val="1"/>
+      <w:numFmt w:val="bullet"/>
+      <w:lvlText w:val=""/>
+      <w:lvlJc w:val="left"/>
+      <w:pPr>
+        <w:tabs>
+          <w:tab w:val="num" w:pos="6480"/>
+        </w:tabs>
+        <w:ind w:left="6480" w:hanging="360"/>
+      </w:pPr>
+      <w:rPr>
+        <w:rFonts w:ascii="Wingdings" w:hAnsi="Wingdings" w:hint="default"/>
+        <w:sz w:val="20"/>
+      </w:rPr>
+    </w:lvl>
+  </w:abstractNum>
+  <w:abstractNum w:abstractNumId="16" w15:restartNumberingAfterBreak="0">
     <w:nsid w:val="43914C5B"/>
     <w:multiLevelType w:val="multilevel"/>
     <w:tmpl w:val="0C043F04"/>
@@ -4957,7 +5742,7 @@
       </w:rPr>
     </w:lvl>
   </w:abstractNum>
-  <w:abstractNum w:abstractNumId="14" w15:restartNumberingAfterBreak="0">
+  <w:abstractNum w:abstractNumId="17" w15:restartNumberingAfterBreak="0">
     <w:nsid w:val="44204ECC"/>
     <w:multiLevelType w:val="multilevel"/>
     <w:tmpl w:val="6CCA0274"/>
@@ -5106,7 +5891,7 @@
       </w:rPr>
     </w:lvl>
   </w:abstractNum>
-  <w:abstractNum w:abstractNumId="15" w15:restartNumberingAfterBreak="0">
+  <w:abstractNum w:abstractNumId="18" w15:restartNumberingAfterBreak="0">
     <w:nsid w:val="473D3AD2"/>
     <w:multiLevelType w:val="multilevel"/>
     <w:tmpl w:val="BA4EC0A0"/>
@@ -5255,7 +6040,7 @@
       </w:rPr>
     </w:lvl>
   </w:abstractNum>
-  <w:abstractNum w:abstractNumId="16" w15:restartNumberingAfterBreak="0">
+  <w:abstractNum w:abstractNumId="19" w15:restartNumberingAfterBreak="0">
     <w:nsid w:val="4A241B3C"/>
     <w:multiLevelType w:val="multilevel"/>
     <w:tmpl w:val="F7B09EB8"/>
@@ -5404,7 +6189,7 @@
       </w:rPr>
     </w:lvl>
   </w:abstractNum>
-  <w:abstractNum w:abstractNumId="17" w15:restartNumberingAfterBreak="0">
+  <w:abstractNum w:abstractNumId="20" w15:restartNumberingAfterBreak="0">
     <w:nsid w:val="4CA112D7"/>
     <w:multiLevelType w:val="multilevel"/>
     <w:tmpl w:val="015C73E6"/>
@@ -5553,7 +6338,7 @@
       </w:rPr>
     </w:lvl>
   </w:abstractNum>
-  <w:abstractNum w:abstractNumId="18" w15:restartNumberingAfterBreak="0">
+  <w:abstractNum w:abstractNumId="21" w15:restartNumberingAfterBreak="0">
     <w:nsid w:val="4F122818"/>
     <w:multiLevelType w:val="multilevel"/>
     <w:tmpl w:val="7DB63DBE"/>
@@ -5702,7 +6487,7 @@
       </w:rPr>
     </w:lvl>
   </w:abstractNum>
-  <w:abstractNum w:abstractNumId="19" w15:restartNumberingAfterBreak="0">
+  <w:abstractNum w:abstractNumId="22" w15:restartNumberingAfterBreak="0">
     <w:nsid w:val="52E60B97"/>
     <w:multiLevelType w:val="multilevel"/>
     <w:tmpl w:val="BACE136C"/>
@@ -5851,7 +6636,120 @@
       </w:rPr>
     </w:lvl>
   </w:abstractNum>
-  <w:abstractNum w:abstractNumId="20" w15:restartNumberingAfterBreak="0">
+  <w:abstractNum w:abstractNumId="23" w15:restartNumberingAfterBreak="0">
+    <w:nsid w:val="599E3A41"/>
+    <w:multiLevelType w:val="multilevel"/>
+    <w:tmpl w:val="2064FD5E"/>
+    <w:lvl w:ilvl="0">
+      <w:start w:val="1"/>
+      <w:numFmt w:val="decimal"/>
+      <w:lvlText w:val="%1."/>
+      <w:lvlJc w:val="left"/>
+      <w:pPr>
+        <w:tabs>
+          <w:tab w:val="num" w:pos="720"/>
+        </w:tabs>
+        <w:ind w:left="720" w:hanging="360"/>
+      </w:pPr>
+    </w:lvl>
+    <w:lvl w:ilvl="1" w:tentative="1">
+      <w:start w:val="1"/>
+      <w:numFmt w:val="decimal"/>
+      <w:lvlText w:val="%2."/>
+      <w:lvlJc w:val="left"/>
+      <w:pPr>
+        <w:tabs>
+          <w:tab w:val="num" w:pos="1440"/>
+        </w:tabs>
+        <w:ind w:left="1440" w:hanging="360"/>
+      </w:pPr>
+    </w:lvl>
+    <w:lvl w:ilvl="2" w:tentative="1">
+      <w:start w:val="1"/>
+      <w:numFmt w:val="decimal"/>
+      <w:lvlText w:val="%3."/>
+      <w:lvlJc w:val="left"/>
+      <w:pPr>
+        <w:tabs>
+          <w:tab w:val="num" w:pos="2160"/>
+        </w:tabs>
+        <w:ind w:left="2160" w:hanging="360"/>
+      </w:pPr>
+    </w:lvl>
+    <w:lvl w:ilvl="3" w:tentative="1">
+      <w:start w:val="1"/>
+      <w:numFmt w:val="decimal"/>
+      <w:lvlText w:val="%4."/>
+      <w:lvlJc w:val="left"/>
+      <w:pPr>
+        <w:tabs>
+          <w:tab w:val="num" w:pos="2880"/>
+        </w:tabs>
+        <w:ind w:left="2880" w:hanging="360"/>
+      </w:pPr>
+    </w:lvl>
+    <w:lvl w:ilvl="4" w:tentative="1">
+      <w:start w:val="1"/>
+      <w:numFmt w:val="decimal"/>
+      <w:lvlText w:val="%5."/>
+      <w:lvlJc w:val="left"/>
+      <w:pPr>
+        <w:tabs>
+          <w:tab w:val="num" w:pos="3600"/>
+        </w:tabs>
+        <w:ind w:left="3600" w:hanging="360"/>
+      </w:pPr>
+    </w:lvl>
+    <w:lvl w:ilvl="5" w:tentative="1">
+      <w:start w:val="1"/>
+      <w:numFmt w:val="decimal"/>
+      <w:lvlText w:val="%6."/>
+      <w:lvlJc w:val="left"/>
+      <w:pPr>
+        <w:tabs>
+          <w:tab w:val="num" w:pos="4320"/>
+        </w:tabs>
+        <w:ind w:left="4320" w:hanging="360"/>
+      </w:pPr>
+    </w:lvl>
+    <w:lvl w:ilvl="6" w:tentative="1">
+      <w:start w:val="1"/>
+      <w:numFmt w:val="decimal"/>
+      <w:lvlText w:val="%7."/>
+      <w:lvlJc w:val="left"/>
+      <w:pPr>
+        <w:tabs>
+          <w:tab w:val="num" w:pos="5040"/>
+        </w:tabs>
+        <w:ind w:left="5040" w:hanging="360"/>
+      </w:pPr>
+    </w:lvl>
+    <w:lvl w:ilvl="7" w:tentative="1">
+      <w:start w:val="1"/>
+      <w:numFmt w:val="decimal"/>
+      <w:lvlText w:val="%8."/>
+      <w:lvlJc w:val="left"/>
+      <w:pPr>
+        <w:tabs>
+          <w:tab w:val="num" w:pos="5760"/>
+        </w:tabs>
+        <w:ind w:left="5760" w:hanging="360"/>
+      </w:pPr>
+    </w:lvl>
+    <w:lvl w:ilvl="8" w:tentative="1">
+      <w:start w:val="1"/>
+      <w:numFmt w:val="decimal"/>
+      <w:lvlText w:val="%9."/>
+      <w:lvlJc w:val="left"/>
+      <w:pPr>
+        <w:tabs>
+          <w:tab w:val="num" w:pos="6480"/>
+        </w:tabs>
+        <w:ind w:left="6480" w:hanging="360"/>
+      </w:pPr>
+    </w:lvl>
+  </w:abstractNum>
+  <w:abstractNum w:abstractNumId="24" w15:restartNumberingAfterBreak="0">
     <w:nsid w:val="5F7A0889"/>
     <w:multiLevelType w:val="multilevel"/>
     <w:tmpl w:val="4F606970"/>
@@ -5964,7 +6862,7 @@
       </w:pPr>
     </w:lvl>
   </w:abstractNum>
-  <w:abstractNum w:abstractNumId="21" w15:restartNumberingAfterBreak="0">
+  <w:abstractNum w:abstractNumId="25" w15:restartNumberingAfterBreak="0">
     <w:nsid w:val="649F79A0"/>
     <w:multiLevelType w:val="multilevel"/>
     <w:tmpl w:val="888622A6"/>
@@ -6113,7 +7011,7 @@
       </w:rPr>
     </w:lvl>
   </w:abstractNum>
-  <w:abstractNum w:abstractNumId="22" w15:restartNumberingAfterBreak="0">
+  <w:abstractNum w:abstractNumId="26" w15:restartNumberingAfterBreak="0">
     <w:nsid w:val="737233DF"/>
     <w:multiLevelType w:val="hybridMultilevel"/>
     <w:tmpl w:val="48A093B8"/>
@@ -6226,7 +7124,7 @@
       </w:rPr>
     </w:lvl>
   </w:abstractNum>
-  <w:abstractNum w:abstractNumId="23" w15:restartNumberingAfterBreak="0">
+  <w:abstractNum w:abstractNumId="27" w15:restartNumberingAfterBreak="0">
     <w:nsid w:val="74E95F42"/>
     <w:multiLevelType w:val="multilevel"/>
     <w:tmpl w:val="7DB63DBE"/>
@@ -6375,7 +7273,7 @@
       </w:rPr>
     </w:lvl>
   </w:abstractNum>
-  <w:abstractNum w:abstractNumId="24" w15:restartNumberingAfterBreak="0">
+  <w:abstractNum w:abstractNumId="28" w15:restartNumberingAfterBreak="0">
     <w:nsid w:val="790F1158"/>
     <w:multiLevelType w:val="multilevel"/>
     <w:tmpl w:val="10445E04"/>
@@ -6488,7 +7386,7 @@
       </w:pPr>
     </w:lvl>
   </w:abstractNum>
-  <w:abstractNum w:abstractNumId="25" w15:restartNumberingAfterBreak="0">
+  <w:abstractNum w:abstractNumId="29" w15:restartNumberingAfterBreak="0">
     <w:nsid w:val="79673E5F"/>
     <w:multiLevelType w:val="multilevel"/>
     <w:tmpl w:val="FDEE358E"/>
@@ -6605,7 +7503,7 @@
       </w:pPr>
     </w:lvl>
   </w:abstractNum>
-  <w:abstractNum w:abstractNumId="26" w15:restartNumberingAfterBreak="0">
+  <w:abstractNum w:abstractNumId="30" w15:restartNumberingAfterBreak="0">
     <w:nsid w:val="7ABC615C"/>
     <w:multiLevelType w:val="multilevel"/>
     <w:tmpl w:val="AE44E79E"/>
@@ -6751,7 +7649,7 @@
       </w:rPr>
     </w:lvl>
   </w:abstractNum>
-  <w:abstractNum w:abstractNumId="27" w15:restartNumberingAfterBreak="0">
+  <w:abstractNum w:abstractNumId="31" w15:restartNumberingAfterBreak="0">
     <w:nsid w:val="7AD165B5"/>
     <w:multiLevelType w:val="multilevel"/>
     <w:tmpl w:val="1BBEBE52"/>
@@ -6900,7 +7798,7 @@
       </w:rPr>
     </w:lvl>
   </w:abstractNum>
-  <w:abstractNum w:abstractNumId="28" w15:restartNumberingAfterBreak="0">
+  <w:abstractNum w:abstractNumId="32" w15:restartNumberingAfterBreak="0">
     <w:nsid w:val="7C436191"/>
     <w:multiLevelType w:val="multilevel"/>
     <w:tmpl w:val="97F871C6"/>
@@ -7049,7 +7947,7 @@
       </w:rPr>
     </w:lvl>
   </w:abstractNum>
-  <w:abstractNum w:abstractNumId="29" w15:restartNumberingAfterBreak="0">
+  <w:abstractNum w:abstractNumId="33" w15:restartNumberingAfterBreak="0">
     <w:nsid w:val="7E8920D6"/>
     <w:multiLevelType w:val="multilevel"/>
     <w:tmpl w:val="ED4AC29A"/>
@@ -7194,7 +8092,7 @@
       </w:rPr>
     </w:lvl>
   </w:abstractNum>
-  <w:abstractNum w:abstractNumId="30" w15:restartNumberingAfterBreak="0">
+  <w:abstractNum w:abstractNumId="34" w15:restartNumberingAfterBreak="0">
     <w:nsid w:val="7EA26F2B"/>
     <w:multiLevelType w:val="multilevel"/>
     <w:tmpl w:val="2E2A58D4"/>
@@ -7308,97 +8206,109 @@
     </w:lvl>
   </w:abstractNum>
   <w:num w:numId="1">
-    <w:abstractNumId w:val="3"/>
+    <w:abstractNumId w:val="5"/>
   </w:num>
   <w:num w:numId="2">
+    <w:abstractNumId w:val="33"/>
+  </w:num>
+  <w:num w:numId="3">
+    <w:abstractNumId w:val="28"/>
+  </w:num>
+  <w:num w:numId="4">
+    <w:abstractNumId w:val="14"/>
+  </w:num>
+  <w:num w:numId="5">
+    <w:abstractNumId w:val="12"/>
+  </w:num>
+  <w:num w:numId="6">
+    <w:abstractNumId w:val="10"/>
+  </w:num>
+  <w:num w:numId="7">
+    <w:abstractNumId w:val="34"/>
+  </w:num>
+  <w:num w:numId="8">
+    <w:abstractNumId w:val="19"/>
+  </w:num>
+  <w:num w:numId="9">
+    <w:abstractNumId w:val="18"/>
+  </w:num>
+  <w:num w:numId="10">
+    <w:abstractNumId w:val="8"/>
+  </w:num>
+  <w:num w:numId="11">
+    <w:abstractNumId w:val="31"/>
+  </w:num>
+  <w:num w:numId="12">
     <w:abstractNumId w:val="29"/>
   </w:num>
-  <w:num w:numId="3">
-    <w:abstractNumId w:val="24"/>
-  </w:num>
-  <w:num w:numId="4">
-    <w:abstractNumId w:val="12"/>
-  </w:num>
-  <w:num w:numId="5">
-    <w:abstractNumId w:val="10"/>
-  </w:num>
-  <w:num w:numId="6">
-    <w:abstractNumId w:val="8"/>
-  </w:num>
-  <w:num w:numId="7">
-    <w:abstractNumId w:val="30"/>
-  </w:num>
-  <w:num w:numId="8">
-    <w:abstractNumId w:val="16"/>
-  </w:num>
-  <w:num w:numId="9">
-    <w:abstractNumId w:val="15"/>
-  </w:num>
-  <w:num w:numId="10">
-    <w:abstractNumId w:val="6"/>
-  </w:num>
-  <w:num w:numId="11">
-    <w:abstractNumId w:val="27"/>
-  </w:num>
-  <w:num w:numId="12">
+  <w:num w:numId="13">
     <w:abstractNumId w:val="25"/>
   </w:num>
-  <w:num w:numId="13">
-    <w:abstractNumId w:val="21"/>
-  </w:num>
   <w:num w:numId="14">
-    <w:abstractNumId w:val="13"/>
+    <w:abstractNumId w:val="16"/>
   </w:num>
   <w:num w:numId="15">
     <w:abstractNumId w:val="0"/>
   </w:num>
   <w:num w:numId="16">
-    <w:abstractNumId w:val="17"/>
+    <w:abstractNumId w:val="20"/>
   </w:num>
   <w:num w:numId="17">
-    <w:abstractNumId w:val="19"/>
+    <w:abstractNumId w:val="22"/>
   </w:num>
   <w:num w:numId="18">
-    <w:abstractNumId w:val="11"/>
+    <w:abstractNumId w:val="13"/>
   </w:num>
   <w:num w:numId="19">
-    <w:abstractNumId w:val="9"/>
+    <w:abstractNumId w:val="11"/>
   </w:num>
   <w:num w:numId="20">
     <w:abstractNumId w:val="1"/>
   </w:num>
   <w:num w:numId="21">
+    <w:abstractNumId w:val="6"/>
+  </w:num>
+  <w:num w:numId="22">
+    <w:abstractNumId w:val="7"/>
+  </w:num>
+  <w:num w:numId="23">
+    <w:abstractNumId w:val="17"/>
+  </w:num>
+  <w:num w:numId="24">
+    <w:abstractNumId w:val="27"/>
+  </w:num>
+  <w:num w:numId="25">
+    <w:abstractNumId w:val="32"/>
+  </w:num>
+  <w:num w:numId="26">
+    <w:abstractNumId w:val="26"/>
+  </w:num>
+  <w:num w:numId="27">
+    <w:abstractNumId w:val="30"/>
+  </w:num>
+  <w:num w:numId="28">
+    <w:abstractNumId w:val="3"/>
+  </w:num>
+  <w:num w:numId="29">
+    <w:abstractNumId w:val="21"/>
+  </w:num>
+  <w:num w:numId="30">
+    <w:abstractNumId w:val="24"/>
+  </w:num>
+  <w:num w:numId="31">
+    <w:abstractNumId w:val="9"/>
+  </w:num>
+  <w:num w:numId="32">
+    <w:abstractNumId w:val="15"/>
+  </w:num>
+  <w:num w:numId="33">
     <w:abstractNumId w:val="4"/>
   </w:num>
-  <w:num w:numId="22">
-    <w:abstractNumId w:val="5"/>
-  </w:num>
-  <w:num w:numId="23">
-    <w:abstractNumId w:val="14"/>
-  </w:num>
-  <w:num w:numId="24">
-    <w:abstractNumId w:val="23"/>
-  </w:num>
-  <w:num w:numId="25">
-    <w:abstractNumId w:val="28"/>
-  </w:num>
-  <w:num w:numId="26">
-    <w:abstractNumId w:val="22"/>
-  </w:num>
-  <w:num w:numId="27">
-    <w:abstractNumId w:val="26"/>
-  </w:num>
-  <w:num w:numId="28">
+  <w:num w:numId="34">
     <w:abstractNumId w:val="2"/>
   </w:num>
-  <w:num w:numId="29">
-    <w:abstractNumId w:val="18"/>
-  </w:num>
-  <w:num w:numId="30">
-    <w:abstractNumId w:val="20"/>
-  </w:num>
-  <w:num w:numId="31">
-    <w:abstractNumId w:val="7"/>
+  <w:num w:numId="35">
+    <w:abstractNumId w:val="23"/>
   </w:num>
 </w:numbering>
 </file>
@@ -7913,7 +8823,7 @@
     <w:next w:val="Ttulo1"/>
     <w:autoRedefine/>
     <w:qFormat/>
-    <w:rsid w:val="0066491C"/>
+    <w:rsid w:val="00F67947"/>
     <w:pPr>
       <w:spacing w:before="480" w:after="120" w:line="276" w:lineRule="auto"/>
       <w:jc w:val="both"/>
@@ -7922,7 +8832,7 @@
       <w:rFonts w:ascii="Times New Roman" w:eastAsia="Times New Roman" w:hAnsi="Times New Roman" w:cs="Times New Roman"/>
       <w:b/>
       <w:bCs/>
-      <w:color w:val="auto"/>
+      <w:color w:val="1F4E79" w:themeColor="accent5" w:themeShade="80"/>
       <w:sz w:val="36"/>
       <w:szCs w:val="27"/>
     </w:rPr>
@@ -8559,6 +9469,434 @@
     <w:name w:val="citation-631"/>
     <w:basedOn w:val="Fuentedeprrafopredeter"/>
     <w:rsid w:val="00F250F1"/>
+  </w:style>
+  <w:style w:type="character" w:customStyle="1" w:styleId="citation-161">
+    <w:name w:val="citation-161"/>
+    <w:basedOn w:val="Fuentedeprrafopredeter"/>
+    <w:rsid w:val="00657A17"/>
+  </w:style>
+  <w:style w:type="character" w:customStyle="1" w:styleId="citation-160">
+    <w:name w:val="citation-160"/>
+    <w:basedOn w:val="Fuentedeprrafopredeter"/>
+    <w:rsid w:val="00657A17"/>
+  </w:style>
+  <w:style w:type="character" w:customStyle="1" w:styleId="citation-159">
+    <w:name w:val="citation-159"/>
+    <w:basedOn w:val="Fuentedeprrafopredeter"/>
+    <w:rsid w:val="00657A17"/>
+  </w:style>
+  <w:style w:type="character" w:customStyle="1" w:styleId="citation-172">
+    <w:name w:val="citation-172"/>
+    <w:basedOn w:val="Fuentedeprrafopredeter"/>
+    <w:rsid w:val="00657A17"/>
+  </w:style>
+  <w:style w:type="character" w:customStyle="1" w:styleId="citation-171">
+    <w:name w:val="citation-171"/>
+    <w:basedOn w:val="Fuentedeprrafopredeter"/>
+    <w:rsid w:val="00657A17"/>
+  </w:style>
+  <w:style w:type="character" w:customStyle="1" w:styleId="citation-170">
+    <w:name w:val="citation-170"/>
+    <w:basedOn w:val="Fuentedeprrafopredeter"/>
+    <w:rsid w:val="00657A17"/>
+  </w:style>
+  <w:style w:type="table" w:styleId="Tablaconcuadrcula1clara-nfasis5">
+    <w:name w:val="Grid Table 1 Light Accent 5"/>
+    <w:basedOn w:val="Tablanormal"/>
+    <w:uiPriority w:val="46"/>
+    <w:rsid w:val="00F67947"/>
+    <w:tblPr>
+      <w:tblStyleRowBandSize w:val="1"/>
+      <w:tblStyleColBandSize w:val="1"/>
+      <w:tblBorders>
+        <w:top w:val="single" w:sz="4" w:space="0" w:color="BDD6EE" w:themeColor="accent5" w:themeTint="66"/>
+        <w:left w:val="single" w:sz="4" w:space="0" w:color="BDD6EE" w:themeColor="accent5" w:themeTint="66"/>
+        <w:bottom w:val="single" w:sz="4" w:space="0" w:color="BDD6EE" w:themeColor="accent5" w:themeTint="66"/>
+        <w:right w:val="single" w:sz="4" w:space="0" w:color="BDD6EE" w:themeColor="accent5" w:themeTint="66"/>
+        <w:insideH w:val="single" w:sz="4" w:space="0" w:color="BDD6EE" w:themeColor="accent5" w:themeTint="66"/>
+        <w:insideV w:val="single" w:sz="4" w:space="0" w:color="BDD6EE" w:themeColor="accent5" w:themeTint="66"/>
+      </w:tblBorders>
+    </w:tblPr>
+    <w:tblStylePr w:type="firstRow">
+      <w:rPr>
+        <w:b/>
+        <w:bCs/>
+      </w:rPr>
+      <w:tblPr/>
+      <w:tcPr>
+        <w:tcBorders>
+          <w:bottom w:val="single" w:sz="12" w:space="0" w:color="9CC2E5" w:themeColor="accent5" w:themeTint="99"/>
+        </w:tcBorders>
+      </w:tcPr>
+    </w:tblStylePr>
+    <w:tblStylePr w:type="lastRow">
+      <w:rPr>
+        <w:b/>
+        <w:bCs/>
+      </w:rPr>
+      <w:tblPr/>
+      <w:tcPr>
+        <w:tcBorders>
+          <w:top w:val="double" w:sz="2" w:space="0" w:color="9CC2E5" w:themeColor="accent5" w:themeTint="99"/>
+        </w:tcBorders>
+      </w:tcPr>
+    </w:tblStylePr>
+    <w:tblStylePr w:type="firstCol">
+      <w:rPr>
+        <w:b/>
+        <w:bCs/>
+      </w:rPr>
+    </w:tblStylePr>
+    <w:tblStylePr w:type="lastCol">
+      <w:rPr>
+        <w:b/>
+        <w:bCs/>
+      </w:rPr>
+    </w:tblStylePr>
+  </w:style>
+  <w:style w:type="table" w:styleId="Tablaconcuadrcula7concolores-nfasis5">
+    <w:name w:val="Grid Table 7 Colorful Accent 5"/>
+    <w:basedOn w:val="Tablanormal"/>
+    <w:uiPriority w:val="52"/>
+    <w:rsid w:val="00F67947"/>
+    <w:rPr>
+      <w:color w:val="2E74B5" w:themeColor="accent5" w:themeShade="BF"/>
+    </w:rPr>
+    <w:tblPr>
+      <w:tblStyleRowBandSize w:val="1"/>
+      <w:tblStyleColBandSize w:val="1"/>
+      <w:tblBorders>
+        <w:top w:val="single" w:sz="4" w:space="0" w:color="9CC2E5" w:themeColor="accent5" w:themeTint="99"/>
+        <w:left w:val="single" w:sz="4" w:space="0" w:color="9CC2E5" w:themeColor="accent5" w:themeTint="99"/>
+        <w:bottom w:val="single" w:sz="4" w:space="0" w:color="9CC2E5" w:themeColor="accent5" w:themeTint="99"/>
+        <w:right w:val="single" w:sz="4" w:space="0" w:color="9CC2E5" w:themeColor="accent5" w:themeTint="99"/>
+        <w:insideH w:val="single" w:sz="4" w:space="0" w:color="9CC2E5" w:themeColor="accent5" w:themeTint="99"/>
+        <w:insideV w:val="single" w:sz="4" w:space="0" w:color="9CC2E5" w:themeColor="accent5" w:themeTint="99"/>
+      </w:tblBorders>
+    </w:tblPr>
+    <w:tblStylePr w:type="firstRow">
+      <w:rPr>
+        <w:b/>
+        <w:bCs/>
+      </w:rPr>
+      <w:tblPr/>
+      <w:tcPr>
+        <w:tcBorders>
+          <w:top w:val="nil"/>
+          <w:left w:val="nil"/>
+          <w:right w:val="nil"/>
+          <w:insideH w:val="nil"/>
+          <w:insideV w:val="nil"/>
+        </w:tcBorders>
+        <w:shd w:val="clear" w:color="auto" w:fill="FFFFFF" w:themeFill="background1"/>
+      </w:tcPr>
+    </w:tblStylePr>
+    <w:tblStylePr w:type="lastRow">
+      <w:rPr>
+        <w:b/>
+        <w:bCs/>
+      </w:rPr>
+      <w:tblPr/>
+      <w:tcPr>
+        <w:tcBorders>
+          <w:left w:val="nil"/>
+          <w:bottom w:val="nil"/>
+          <w:right w:val="nil"/>
+          <w:insideH w:val="nil"/>
+          <w:insideV w:val="nil"/>
+        </w:tcBorders>
+        <w:shd w:val="clear" w:color="auto" w:fill="FFFFFF" w:themeFill="background1"/>
+      </w:tcPr>
+    </w:tblStylePr>
+    <w:tblStylePr w:type="firstCol">
+      <w:pPr>
+        <w:jc w:val="right"/>
+      </w:pPr>
+      <w:rPr>
+        <w:i/>
+        <w:iCs/>
+      </w:rPr>
+      <w:tblPr/>
+      <w:tcPr>
+        <w:tcBorders>
+          <w:top w:val="nil"/>
+          <w:left w:val="nil"/>
+          <w:bottom w:val="nil"/>
+          <w:insideH w:val="nil"/>
+          <w:insideV w:val="nil"/>
+        </w:tcBorders>
+        <w:shd w:val="clear" w:color="auto" w:fill="FFFFFF" w:themeFill="background1"/>
+      </w:tcPr>
+    </w:tblStylePr>
+    <w:tblStylePr w:type="lastCol">
+      <w:rPr>
+        <w:i/>
+        <w:iCs/>
+      </w:rPr>
+      <w:tblPr/>
+      <w:tcPr>
+        <w:tcBorders>
+          <w:top w:val="nil"/>
+          <w:bottom w:val="nil"/>
+          <w:right w:val="nil"/>
+          <w:insideH w:val="nil"/>
+          <w:insideV w:val="nil"/>
+        </w:tcBorders>
+        <w:shd w:val="clear" w:color="auto" w:fill="FFFFFF" w:themeFill="background1"/>
+      </w:tcPr>
+    </w:tblStylePr>
+    <w:tblStylePr w:type="band1Vert">
+      <w:tblPr/>
+      <w:tcPr>
+        <w:shd w:val="clear" w:color="auto" w:fill="DEEAF6" w:themeFill="accent5" w:themeFillTint="33"/>
+      </w:tcPr>
+    </w:tblStylePr>
+    <w:tblStylePr w:type="band1Horz">
+      <w:tblPr/>
+      <w:tcPr>
+        <w:shd w:val="clear" w:color="auto" w:fill="DEEAF6" w:themeFill="accent5" w:themeFillTint="33"/>
+      </w:tcPr>
+    </w:tblStylePr>
+    <w:tblStylePr w:type="neCell">
+      <w:tblPr/>
+      <w:tcPr>
+        <w:tcBorders>
+          <w:bottom w:val="single" w:sz="4" w:space="0" w:color="9CC2E5" w:themeColor="accent5" w:themeTint="99"/>
+        </w:tcBorders>
+      </w:tcPr>
+    </w:tblStylePr>
+    <w:tblStylePr w:type="nwCell">
+      <w:tblPr/>
+      <w:tcPr>
+        <w:tcBorders>
+          <w:bottom w:val="single" w:sz="4" w:space="0" w:color="9CC2E5" w:themeColor="accent5" w:themeTint="99"/>
+        </w:tcBorders>
+      </w:tcPr>
+    </w:tblStylePr>
+    <w:tblStylePr w:type="seCell">
+      <w:tblPr/>
+      <w:tcPr>
+        <w:tcBorders>
+          <w:top w:val="single" w:sz="4" w:space="0" w:color="9CC2E5" w:themeColor="accent5" w:themeTint="99"/>
+        </w:tcBorders>
+      </w:tcPr>
+    </w:tblStylePr>
+    <w:tblStylePr w:type="swCell">
+      <w:tblPr/>
+      <w:tcPr>
+        <w:tcBorders>
+          <w:top w:val="single" w:sz="4" w:space="0" w:color="9CC2E5" w:themeColor="accent5" w:themeTint="99"/>
+        </w:tcBorders>
+      </w:tcPr>
+    </w:tblStylePr>
+  </w:style>
+  <w:style w:type="table" w:styleId="Tablaconcuadrcula7concolores-nfasis1">
+    <w:name w:val="Grid Table 7 Colorful Accent 1"/>
+    <w:basedOn w:val="Tablanormal"/>
+    <w:uiPriority w:val="52"/>
+    <w:rsid w:val="00F67947"/>
+    <w:rPr>
+      <w:color w:val="2F5496" w:themeColor="accent1" w:themeShade="BF"/>
+    </w:rPr>
+    <w:tblPr>
+      <w:tblStyleRowBandSize w:val="1"/>
+      <w:tblStyleColBandSize w:val="1"/>
+      <w:tblBorders>
+        <w:top w:val="single" w:sz="4" w:space="0" w:color="8EAADB" w:themeColor="accent1" w:themeTint="99"/>
+        <w:left w:val="single" w:sz="4" w:space="0" w:color="8EAADB" w:themeColor="accent1" w:themeTint="99"/>
+        <w:bottom w:val="single" w:sz="4" w:space="0" w:color="8EAADB" w:themeColor="accent1" w:themeTint="99"/>
+        <w:right w:val="single" w:sz="4" w:space="0" w:color="8EAADB" w:themeColor="accent1" w:themeTint="99"/>
+        <w:insideH w:val="single" w:sz="4" w:space="0" w:color="8EAADB" w:themeColor="accent1" w:themeTint="99"/>
+        <w:insideV w:val="single" w:sz="4" w:space="0" w:color="8EAADB" w:themeColor="accent1" w:themeTint="99"/>
+      </w:tblBorders>
+    </w:tblPr>
+    <w:tblStylePr w:type="firstRow">
+      <w:rPr>
+        <w:b/>
+        <w:bCs/>
+      </w:rPr>
+      <w:tblPr/>
+      <w:tcPr>
+        <w:tcBorders>
+          <w:top w:val="nil"/>
+          <w:left w:val="nil"/>
+          <w:right w:val="nil"/>
+          <w:insideH w:val="nil"/>
+          <w:insideV w:val="nil"/>
+        </w:tcBorders>
+        <w:shd w:val="clear" w:color="auto" w:fill="FFFFFF" w:themeFill="background1"/>
+      </w:tcPr>
+    </w:tblStylePr>
+    <w:tblStylePr w:type="lastRow">
+      <w:rPr>
+        <w:b/>
+        <w:bCs/>
+      </w:rPr>
+      <w:tblPr/>
+      <w:tcPr>
+        <w:tcBorders>
+          <w:left w:val="nil"/>
+          <w:bottom w:val="nil"/>
+          <w:right w:val="nil"/>
+          <w:insideH w:val="nil"/>
+          <w:insideV w:val="nil"/>
+        </w:tcBorders>
+        <w:shd w:val="clear" w:color="auto" w:fill="FFFFFF" w:themeFill="background1"/>
+      </w:tcPr>
+    </w:tblStylePr>
+    <w:tblStylePr w:type="firstCol">
+      <w:pPr>
+        <w:jc w:val="right"/>
+      </w:pPr>
+      <w:rPr>
+        <w:i/>
+        <w:iCs/>
+      </w:rPr>
+      <w:tblPr/>
+      <w:tcPr>
+        <w:tcBorders>
+          <w:top w:val="nil"/>
+          <w:left w:val="nil"/>
+          <w:bottom w:val="nil"/>
+          <w:insideH w:val="nil"/>
+          <w:insideV w:val="nil"/>
+        </w:tcBorders>
+        <w:shd w:val="clear" w:color="auto" w:fill="FFFFFF" w:themeFill="background1"/>
+      </w:tcPr>
+    </w:tblStylePr>
+    <w:tblStylePr w:type="lastCol">
+      <w:rPr>
+        <w:i/>
+        <w:iCs/>
+      </w:rPr>
+      <w:tblPr/>
+      <w:tcPr>
+        <w:tcBorders>
+          <w:top w:val="nil"/>
+          <w:bottom w:val="nil"/>
+          <w:right w:val="nil"/>
+          <w:insideH w:val="nil"/>
+          <w:insideV w:val="nil"/>
+        </w:tcBorders>
+        <w:shd w:val="clear" w:color="auto" w:fill="FFFFFF" w:themeFill="background1"/>
+      </w:tcPr>
+    </w:tblStylePr>
+    <w:tblStylePr w:type="band1Vert">
+      <w:tblPr/>
+      <w:tcPr>
+        <w:shd w:val="clear" w:color="auto" w:fill="D9E2F3" w:themeFill="accent1" w:themeFillTint="33"/>
+      </w:tcPr>
+    </w:tblStylePr>
+    <w:tblStylePr w:type="band1Horz">
+      <w:tblPr/>
+      <w:tcPr>
+        <w:shd w:val="clear" w:color="auto" w:fill="D9E2F3" w:themeFill="accent1" w:themeFillTint="33"/>
+      </w:tcPr>
+    </w:tblStylePr>
+    <w:tblStylePr w:type="neCell">
+      <w:tblPr/>
+      <w:tcPr>
+        <w:tcBorders>
+          <w:bottom w:val="single" w:sz="4" w:space="0" w:color="8EAADB" w:themeColor="accent1" w:themeTint="99"/>
+        </w:tcBorders>
+      </w:tcPr>
+    </w:tblStylePr>
+    <w:tblStylePr w:type="nwCell">
+      <w:tblPr/>
+      <w:tcPr>
+        <w:tcBorders>
+          <w:bottom w:val="single" w:sz="4" w:space="0" w:color="8EAADB" w:themeColor="accent1" w:themeTint="99"/>
+        </w:tcBorders>
+      </w:tcPr>
+    </w:tblStylePr>
+    <w:tblStylePr w:type="seCell">
+      <w:tblPr/>
+      <w:tcPr>
+        <w:tcBorders>
+          <w:top w:val="single" w:sz="4" w:space="0" w:color="8EAADB" w:themeColor="accent1" w:themeTint="99"/>
+        </w:tcBorders>
+      </w:tcPr>
+    </w:tblStylePr>
+    <w:tblStylePr w:type="swCell">
+      <w:tblPr/>
+      <w:tcPr>
+        <w:tcBorders>
+          <w:top w:val="single" w:sz="4" w:space="0" w:color="8EAADB" w:themeColor="accent1" w:themeTint="99"/>
+        </w:tcBorders>
+      </w:tcPr>
+    </w:tblStylePr>
+  </w:style>
+  <w:style w:type="table" w:styleId="Tablaconcuadrcula2-nfasis5">
+    <w:name w:val="Grid Table 2 Accent 5"/>
+    <w:basedOn w:val="Tablanormal"/>
+    <w:uiPriority w:val="47"/>
+    <w:rsid w:val="00F67947"/>
+    <w:tblPr>
+      <w:tblStyleRowBandSize w:val="1"/>
+      <w:tblStyleColBandSize w:val="1"/>
+      <w:tblBorders>
+        <w:top w:val="single" w:sz="2" w:space="0" w:color="9CC2E5" w:themeColor="accent5" w:themeTint="99"/>
+        <w:bottom w:val="single" w:sz="2" w:space="0" w:color="9CC2E5" w:themeColor="accent5" w:themeTint="99"/>
+        <w:insideH w:val="single" w:sz="2" w:space="0" w:color="9CC2E5" w:themeColor="accent5" w:themeTint="99"/>
+        <w:insideV w:val="single" w:sz="2" w:space="0" w:color="9CC2E5" w:themeColor="accent5" w:themeTint="99"/>
+      </w:tblBorders>
+    </w:tblPr>
+    <w:tblStylePr w:type="firstRow">
+      <w:rPr>
+        <w:b/>
+        <w:bCs/>
+      </w:rPr>
+      <w:tblPr/>
+      <w:tcPr>
+        <w:tcBorders>
+          <w:top w:val="nil"/>
+          <w:bottom w:val="single" w:sz="12" w:space="0" w:color="9CC2E5" w:themeColor="accent5" w:themeTint="99"/>
+          <w:insideH w:val="nil"/>
+          <w:insideV w:val="nil"/>
+        </w:tcBorders>
+        <w:shd w:val="clear" w:color="auto" w:fill="FFFFFF" w:themeFill="background1"/>
+      </w:tcPr>
+    </w:tblStylePr>
+    <w:tblStylePr w:type="lastRow">
+      <w:rPr>
+        <w:b/>
+        <w:bCs/>
+      </w:rPr>
+      <w:tblPr/>
+      <w:tcPr>
+        <w:tcBorders>
+          <w:top w:val="double" w:sz="2" w:space="0" w:color="9CC2E5" w:themeColor="accent5" w:themeTint="99"/>
+          <w:bottom w:val="nil"/>
+          <w:insideH w:val="nil"/>
+          <w:insideV w:val="nil"/>
+        </w:tcBorders>
+        <w:shd w:val="clear" w:color="auto" w:fill="FFFFFF" w:themeFill="background1"/>
+      </w:tcPr>
+    </w:tblStylePr>
+    <w:tblStylePr w:type="firstCol">
+      <w:rPr>
+        <w:b/>
+        <w:bCs/>
+      </w:rPr>
+    </w:tblStylePr>
+    <w:tblStylePr w:type="lastCol">
+      <w:rPr>
+        <w:b/>
+        <w:bCs/>
+      </w:rPr>
+    </w:tblStylePr>
+    <w:tblStylePr w:type="band1Vert">
+      <w:tblPr/>
+      <w:tcPr>
+        <w:shd w:val="clear" w:color="auto" w:fill="DEEAF6" w:themeFill="accent5" w:themeFillTint="33"/>
+      </w:tcPr>
+    </w:tblStylePr>
+    <w:tblStylePr w:type="band1Horz">
+      <w:tblPr/>
+      <w:tcPr>
+        <w:shd w:val="clear" w:color="auto" w:fill="DEEAF6" w:themeFill="accent5" w:themeFillTint="33"/>
+      </w:tcPr>
+    </w:tblStylePr>
   </w:style>
 </w:styles>
 </file>
